--- a/Exp-6/EXP-6 NN.docx
+++ b/Exp-6/EXP-6 NN.docx
@@ -25,7 +25,7 @@
           <w:bCs/>
           <w:u w:val="single"/>
         </w:rPr>
-        <w:t>4</w:t>
+        <w:t>6</w:t>
       </w:r>
     </w:p>
     <w:p>
@@ -562,7 +562,6 @@
           </m:r>
           <m:r>
             <w:rPr>
-              <w:i/>
               <w:sz w:val="22"/>
               <w:szCs w:val="22"/>
             </w:rPr>
@@ -1056,7 +1055,6 @@
           </m:r>
           <m:r>
             <w:rPr>
-              <w:i/>
               <w:sz w:val="22"/>
               <w:szCs w:val="22"/>
             </w:rPr>
@@ -1112,7 +1110,23 @@
           <w:sz w:val="20"/>
           <w:szCs w:val="20"/>
         </w:rPr>
-        <w:t>import torch.nn as nn</w:t>
+        <w:t xml:space="preserve">import </w:t>
+      </w:r>
+      <w:proofErr w:type="gramStart"/>
+      <w:r>
+        <w:rPr>
+          <w:sz w:val="20"/>
+          <w:szCs w:val="20"/>
+        </w:rPr>
+        <w:t>torch.nn</w:t>
+      </w:r>
+      <w:proofErr w:type="gramEnd"/>
+      <w:r>
+        <w:rPr>
+          <w:sz w:val="20"/>
+          <w:szCs w:val="20"/>
+        </w:rPr>
+        <w:t xml:space="preserve"> as nn</w:t>
       </w:r>
     </w:p>
     <w:p>
@@ -1144,23 +1158,55 @@
           <w:sz w:val="20"/>
           <w:szCs w:val="20"/>
         </w:rPr>
-        <w:t>import matplotlib.pyplot as plt</w:t>
-      </w:r>
-    </w:p>
-    <w:p>
-      <w:pPr>
-        <w:shd w:val="clear" w:color="auto" w:fill="F2F2F2" w:themeFill="background1" w:themeFillShade="F2"/>
-        <w:rPr>
-          <w:sz w:val="20"/>
-          <w:szCs w:val="20"/>
-        </w:rPr>
-      </w:pPr>
-      <w:r>
-        <w:rPr>
-          <w:sz w:val="20"/>
-          <w:szCs w:val="20"/>
-        </w:rPr>
-        <w:t>from sklearn.preprocessing import MinMaxScaler</w:t>
+        <w:t xml:space="preserve">import </w:t>
+      </w:r>
+      <w:proofErr w:type="gramStart"/>
+      <w:r>
+        <w:rPr>
+          <w:sz w:val="20"/>
+          <w:szCs w:val="20"/>
+        </w:rPr>
+        <w:t>matplotlib.pyplot</w:t>
+      </w:r>
+      <w:proofErr w:type="gramEnd"/>
+      <w:r>
+        <w:rPr>
+          <w:sz w:val="20"/>
+          <w:szCs w:val="20"/>
+        </w:rPr>
+        <w:t xml:space="preserve"> as plt</w:t>
+      </w:r>
+    </w:p>
+    <w:p>
+      <w:pPr>
+        <w:shd w:val="clear" w:color="auto" w:fill="F2F2F2" w:themeFill="background1" w:themeFillShade="F2"/>
+        <w:rPr>
+          <w:sz w:val="20"/>
+          <w:szCs w:val="20"/>
+        </w:rPr>
+      </w:pPr>
+      <w:r>
+        <w:rPr>
+          <w:sz w:val="20"/>
+          <w:szCs w:val="20"/>
+        </w:rPr>
+        <w:t xml:space="preserve">from </w:t>
+      </w:r>
+      <w:proofErr w:type="gramStart"/>
+      <w:r>
+        <w:rPr>
+          <w:sz w:val="20"/>
+          <w:szCs w:val="20"/>
+        </w:rPr>
+        <w:t>sklearn.preprocessing</w:t>
+      </w:r>
+      <w:proofErr w:type="gramEnd"/>
+      <w:r>
+        <w:rPr>
+          <w:sz w:val="20"/>
+          <w:szCs w:val="20"/>
+        </w:rPr>
+        <w:t xml:space="preserve"> import MinMaxScaler</w:t>
       </w:r>
     </w:p>
     <w:p>
@@ -1201,7 +1247,23 @@
           <w:sz w:val="20"/>
           <w:szCs w:val="20"/>
         </w:rPr>
-        <w:t>time_steps = np.linspace(0, 100, 1000)</w:t>
+        <w:t xml:space="preserve">time_steps = </w:t>
+      </w:r>
+      <w:proofErr w:type="gramStart"/>
+      <w:r>
+        <w:rPr>
+          <w:sz w:val="20"/>
+          <w:szCs w:val="20"/>
+        </w:rPr>
+        <w:t>np.linspace</w:t>
+      </w:r>
+      <w:proofErr w:type="gramEnd"/>
+      <w:r>
+        <w:rPr>
+          <w:sz w:val="20"/>
+          <w:szCs w:val="20"/>
+        </w:rPr>
+        <w:t>(0, 100, 1000)</w:t>
       </w:r>
     </w:p>
     <w:p>
@@ -1258,23 +1320,71 @@
           <w:sz w:val="20"/>
           <w:szCs w:val="20"/>
         </w:rPr>
-        <w:t>scaler = MinMaxScaler(feature_range=(-1, 1))</w:t>
-      </w:r>
-    </w:p>
-    <w:p>
-      <w:pPr>
-        <w:shd w:val="clear" w:color="auto" w:fill="F2F2F2" w:themeFill="background1" w:themeFillShade="F2"/>
-        <w:rPr>
-          <w:sz w:val="20"/>
-          <w:szCs w:val="20"/>
-        </w:rPr>
-      </w:pPr>
-      <w:r>
-        <w:rPr>
-          <w:sz w:val="20"/>
-          <w:szCs w:val="20"/>
-        </w:rPr>
-        <w:t>data = scaler.fit_transform(data.reshape(-1, 1))</w:t>
+        <w:t xml:space="preserve">scaler = </w:t>
+      </w:r>
+      <w:proofErr w:type="gramStart"/>
+      <w:r>
+        <w:rPr>
+          <w:sz w:val="20"/>
+          <w:szCs w:val="20"/>
+        </w:rPr>
+        <w:t>MinMaxScaler(</w:t>
+      </w:r>
+      <w:proofErr w:type="gramEnd"/>
+      <w:r>
+        <w:rPr>
+          <w:sz w:val="20"/>
+          <w:szCs w:val="20"/>
+        </w:rPr>
+        <w:t>feature_range</w:t>
+      </w:r>
+      <w:proofErr w:type="gramStart"/>
+      <w:r>
+        <w:rPr>
+          <w:sz w:val="20"/>
+          <w:szCs w:val="20"/>
+        </w:rPr>
+        <w:t>=(</w:t>
+      </w:r>
+      <w:proofErr w:type="gramEnd"/>
+      <w:r>
+        <w:rPr>
+          <w:sz w:val="20"/>
+          <w:szCs w:val="20"/>
+        </w:rPr>
+        <w:t>-1, 1))</w:t>
+      </w:r>
+    </w:p>
+    <w:p>
+      <w:pPr>
+        <w:shd w:val="clear" w:color="auto" w:fill="F2F2F2" w:themeFill="background1" w:themeFillShade="F2"/>
+        <w:rPr>
+          <w:sz w:val="20"/>
+          <w:szCs w:val="20"/>
+        </w:rPr>
+      </w:pPr>
+      <w:r>
+        <w:rPr>
+          <w:sz w:val="20"/>
+          <w:szCs w:val="20"/>
+        </w:rPr>
+        <w:t>data = scaler.fit_</w:t>
+      </w:r>
+      <w:proofErr w:type="gramStart"/>
+      <w:r>
+        <w:rPr>
+          <w:sz w:val="20"/>
+          <w:szCs w:val="20"/>
+        </w:rPr>
+        <w:t>transform(data.reshape</w:t>
+      </w:r>
+      <w:proofErr w:type="gramEnd"/>
+      <w:r>
+        <w:rPr>
+          <w:sz w:val="20"/>
+          <w:szCs w:val="20"/>
+        </w:rPr>
+        <w:t>(-1, 1))</w:t>
       </w:r>
     </w:p>
     <w:p>
@@ -1315,7 +1425,23 @@
           <w:sz w:val="20"/>
           <w:szCs w:val="20"/>
         </w:rPr>
-        <w:t>def create_sequences(data, seq_length):</w:t>
+        <w:t>def create_</w:t>
+      </w:r>
+      <w:proofErr w:type="gramStart"/>
+      <w:r>
+        <w:rPr>
+          <w:sz w:val="20"/>
+          <w:szCs w:val="20"/>
+        </w:rPr>
+        <w:t>sequences(</w:t>
+      </w:r>
+      <w:proofErr w:type="gramEnd"/>
+      <w:r>
+        <w:rPr>
+          <w:sz w:val="20"/>
+          <w:szCs w:val="20"/>
+        </w:rPr>
+        <w:t>data, seq_length):</w:t>
       </w:r>
     </w:p>
     <w:p>
@@ -1363,39 +1489,119 @@
           <w:sz w:val="20"/>
           <w:szCs w:val="20"/>
         </w:rPr>
-        <w:t>        xs.append(data[i:i+seq_length])</w:t>
-      </w:r>
-    </w:p>
-    <w:p>
-      <w:pPr>
-        <w:shd w:val="clear" w:color="auto" w:fill="F2F2F2" w:themeFill="background1" w:themeFillShade="F2"/>
-        <w:rPr>
-          <w:sz w:val="20"/>
-          <w:szCs w:val="20"/>
-        </w:rPr>
-      </w:pPr>
-      <w:r>
-        <w:rPr>
-          <w:sz w:val="20"/>
-          <w:szCs w:val="20"/>
-        </w:rPr>
-        <w:t>        ys.append(data[i+seq_length])</w:t>
-      </w:r>
-    </w:p>
-    <w:p>
-      <w:pPr>
-        <w:shd w:val="clear" w:color="auto" w:fill="F2F2F2" w:themeFill="background1" w:themeFillShade="F2"/>
-        <w:rPr>
-          <w:sz w:val="20"/>
-          <w:szCs w:val="20"/>
-        </w:rPr>
-      </w:pPr>
-      <w:r>
-        <w:rPr>
-          <w:sz w:val="20"/>
-          <w:szCs w:val="20"/>
-        </w:rPr>
-        <w:t>    return np.array(xs), np.array(ys)</w:t>
+        <w:t xml:space="preserve">        </w:t>
+      </w:r>
+      <w:proofErr w:type="gramStart"/>
+      <w:r>
+        <w:rPr>
+          <w:sz w:val="20"/>
+          <w:szCs w:val="20"/>
+        </w:rPr>
+        <w:t>xs.append</w:t>
+      </w:r>
+      <w:proofErr w:type="gramEnd"/>
+      <w:r>
+        <w:rPr>
+          <w:sz w:val="20"/>
+          <w:szCs w:val="20"/>
+        </w:rPr>
+        <w:t>(data[</w:t>
+      </w:r>
+      <w:proofErr w:type="gramStart"/>
+      <w:r>
+        <w:rPr>
+          <w:sz w:val="20"/>
+          <w:szCs w:val="20"/>
+        </w:rPr>
+        <w:t>i:i</w:t>
+      </w:r>
+      <w:proofErr w:type="gramEnd"/>
+      <w:r>
+        <w:rPr>
+          <w:sz w:val="20"/>
+          <w:szCs w:val="20"/>
+        </w:rPr>
+        <w:t>+seq_length])</w:t>
+      </w:r>
+    </w:p>
+    <w:p>
+      <w:pPr>
+        <w:shd w:val="clear" w:color="auto" w:fill="F2F2F2" w:themeFill="background1" w:themeFillShade="F2"/>
+        <w:rPr>
+          <w:sz w:val="20"/>
+          <w:szCs w:val="20"/>
+        </w:rPr>
+      </w:pPr>
+      <w:r>
+        <w:rPr>
+          <w:sz w:val="20"/>
+          <w:szCs w:val="20"/>
+        </w:rPr>
+        <w:t xml:space="preserve">        </w:t>
+      </w:r>
+      <w:proofErr w:type="gramStart"/>
+      <w:r>
+        <w:rPr>
+          <w:sz w:val="20"/>
+          <w:szCs w:val="20"/>
+        </w:rPr>
+        <w:t>ys.append</w:t>
+      </w:r>
+      <w:proofErr w:type="gramEnd"/>
+      <w:r>
+        <w:rPr>
+          <w:sz w:val="20"/>
+          <w:szCs w:val="20"/>
+        </w:rPr>
+        <w:t>(data[i+seq_length])</w:t>
+      </w:r>
+    </w:p>
+    <w:p>
+      <w:pPr>
+        <w:shd w:val="clear" w:color="auto" w:fill="F2F2F2" w:themeFill="background1" w:themeFillShade="F2"/>
+        <w:rPr>
+          <w:sz w:val="20"/>
+          <w:szCs w:val="20"/>
+        </w:rPr>
+      </w:pPr>
+      <w:r>
+        <w:rPr>
+          <w:sz w:val="20"/>
+          <w:szCs w:val="20"/>
+        </w:rPr>
+        <w:t xml:space="preserve">    return </w:t>
+      </w:r>
+      <w:proofErr w:type="gramStart"/>
+      <w:r>
+        <w:rPr>
+          <w:sz w:val="20"/>
+          <w:szCs w:val="20"/>
+        </w:rPr>
+        <w:t>np.array</w:t>
+      </w:r>
+      <w:proofErr w:type="gramEnd"/>
+      <w:r>
+        <w:rPr>
+          <w:sz w:val="20"/>
+          <w:szCs w:val="20"/>
+        </w:rPr>
+        <w:t xml:space="preserve">(xs), </w:t>
+      </w:r>
+      <w:proofErr w:type="gramStart"/>
+      <w:r>
+        <w:rPr>
+          <w:sz w:val="20"/>
+          <w:szCs w:val="20"/>
+        </w:rPr>
+        <w:t>np.array</w:t>
+      </w:r>
+      <w:proofErr w:type="gramEnd"/>
+      <w:r>
+        <w:rPr>
+          <w:sz w:val="20"/>
+          <w:szCs w:val="20"/>
+        </w:rPr>
+        <w:t>(ys)</w:t>
       </w:r>
     </w:p>
     <w:p>
@@ -1436,48 +1642,96 @@
           <w:sz w:val="20"/>
           <w:szCs w:val="20"/>
         </w:rPr>
-        <w:t>X, y = create_sequences(data, seq_length)</w:t>
-      </w:r>
-    </w:p>
-    <w:p>
-      <w:pPr>
-        <w:shd w:val="clear" w:color="auto" w:fill="F2F2F2" w:themeFill="background1" w:themeFillShade="F2"/>
-        <w:rPr>
-          <w:sz w:val="20"/>
-          <w:szCs w:val="20"/>
-        </w:rPr>
-      </w:pPr>
-    </w:p>
-    <w:p>
-      <w:pPr>
-        <w:shd w:val="clear" w:color="auto" w:fill="F2F2F2" w:themeFill="background1" w:themeFillShade="F2"/>
-        <w:rPr>
-          <w:sz w:val="20"/>
-          <w:szCs w:val="20"/>
-        </w:rPr>
-      </w:pPr>
-      <w:r>
-        <w:rPr>
-          <w:sz w:val="20"/>
-          <w:szCs w:val="20"/>
-        </w:rPr>
-        <w:t>X = torch.FloatTensor(X)</w:t>
-      </w:r>
-    </w:p>
-    <w:p>
-      <w:pPr>
-        <w:shd w:val="clear" w:color="auto" w:fill="F2F2F2" w:themeFill="background1" w:themeFillShade="F2"/>
-        <w:rPr>
-          <w:sz w:val="20"/>
-          <w:szCs w:val="20"/>
-        </w:rPr>
-      </w:pPr>
-      <w:r>
-        <w:rPr>
-          <w:sz w:val="20"/>
-          <w:szCs w:val="20"/>
-        </w:rPr>
-        <w:t>y = torch.FloatTensor(y)</w:t>
+        <w:t>X, y = create_</w:t>
+      </w:r>
+      <w:proofErr w:type="gramStart"/>
+      <w:r>
+        <w:rPr>
+          <w:sz w:val="20"/>
+          <w:szCs w:val="20"/>
+        </w:rPr>
+        <w:t>sequences(</w:t>
+      </w:r>
+      <w:proofErr w:type="gramEnd"/>
+      <w:r>
+        <w:rPr>
+          <w:sz w:val="20"/>
+          <w:szCs w:val="20"/>
+        </w:rPr>
+        <w:t>data, seq_length)</w:t>
+      </w:r>
+    </w:p>
+    <w:p>
+      <w:pPr>
+        <w:shd w:val="clear" w:color="auto" w:fill="F2F2F2" w:themeFill="background1" w:themeFillShade="F2"/>
+        <w:rPr>
+          <w:sz w:val="20"/>
+          <w:szCs w:val="20"/>
+        </w:rPr>
+      </w:pPr>
+    </w:p>
+    <w:p>
+      <w:pPr>
+        <w:shd w:val="clear" w:color="auto" w:fill="F2F2F2" w:themeFill="background1" w:themeFillShade="F2"/>
+        <w:rPr>
+          <w:sz w:val="20"/>
+          <w:szCs w:val="20"/>
+        </w:rPr>
+      </w:pPr>
+      <w:r>
+        <w:rPr>
+          <w:sz w:val="20"/>
+          <w:szCs w:val="20"/>
+        </w:rPr>
+        <w:t xml:space="preserve">X = </w:t>
+      </w:r>
+      <w:proofErr w:type="gramStart"/>
+      <w:r>
+        <w:rPr>
+          <w:sz w:val="20"/>
+          <w:szCs w:val="20"/>
+        </w:rPr>
+        <w:t>torch.FloatTensor</w:t>
+      </w:r>
+      <w:proofErr w:type="gramEnd"/>
+      <w:r>
+        <w:rPr>
+          <w:sz w:val="20"/>
+          <w:szCs w:val="20"/>
+        </w:rPr>
+        <w:t>(X)</w:t>
+      </w:r>
+    </w:p>
+    <w:p>
+      <w:pPr>
+        <w:shd w:val="clear" w:color="auto" w:fill="F2F2F2" w:themeFill="background1" w:themeFillShade="F2"/>
+        <w:rPr>
+          <w:sz w:val="20"/>
+          <w:szCs w:val="20"/>
+        </w:rPr>
+      </w:pPr>
+      <w:r>
+        <w:rPr>
+          <w:sz w:val="20"/>
+          <w:szCs w:val="20"/>
+        </w:rPr>
+        <w:t xml:space="preserve">y = </w:t>
+      </w:r>
+      <w:proofErr w:type="gramStart"/>
+      <w:r>
+        <w:rPr>
+          <w:sz w:val="20"/>
+          <w:szCs w:val="20"/>
+        </w:rPr>
+        <w:t>torch.FloatTensor</w:t>
+      </w:r>
+      <w:proofErr w:type="gramEnd"/>
+      <w:r>
+        <w:rPr>
+          <w:sz w:val="20"/>
+          <w:szCs w:val="20"/>
+        </w:rPr>
+        <w:t>(y)</w:t>
       </w:r>
     </w:p>
     <w:p>
@@ -1559,64 +1813,128 @@
           <w:sz w:val="20"/>
           <w:szCs w:val="20"/>
         </w:rPr>
-        <w:t>X_train = X[:train_size]</w:t>
-      </w:r>
-    </w:p>
-    <w:p>
-      <w:pPr>
-        <w:shd w:val="clear" w:color="auto" w:fill="F2F2F2" w:themeFill="background1" w:themeFillShade="F2"/>
-        <w:rPr>
-          <w:sz w:val="20"/>
-          <w:szCs w:val="20"/>
-        </w:rPr>
-      </w:pPr>
-      <w:r>
-        <w:rPr>
-          <w:sz w:val="20"/>
-          <w:szCs w:val="20"/>
-        </w:rPr>
-        <w:t>y_train = y[:train_size]</w:t>
-      </w:r>
-    </w:p>
-    <w:p>
-      <w:pPr>
-        <w:shd w:val="clear" w:color="auto" w:fill="F2F2F2" w:themeFill="background1" w:themeFillShade="F2"/>
-        <w:rPr>
-          <w:sz w:val="20"/>
-          <w:szCs w:val="20"/>
-        </w:rPr>
-      </w:pPr>
-    </w:p>
-    <w:p>
-      <w:pPr>
-        <w:shd w:val="clear" w:color="auto" w:fill="F2F2F2" w:themeFill="background1" w:themeFillShade="F2"/>
-        <w:rPr>
-          <w:sz w:val="20"/>
-          <w:szCs w:val="20"/>
-        </w:rPr>
-      </w:pPr>
-      <w:r>
-        <w:rPr>
-          <w:sz w:val="20"/>
-          <w:szCs w:val="20"/>
-        </w:rPr>
-        <w:t>X_val = X[train_size:train_size+val_size]</w:t>
-      </w:r>
-    </w:p>
-    <w:p>
-      <w:pPr>
-        <w:shd w:val="clear" w:color="auto" w:fill="F2F2F2" w:themeFill="background1" w:themeFillShade="F2"/>
-        <w:rPr>
-          <w:sz w:val="20"/>
-          <w:szCs w:val="20"/>
-        </w:rPr>
-      </w:pPr>
-      <w:r>
-        <w:rPr>
-          <w:sz w:val="20"/>
-          <w:szCs w:val="20"/>
-        </w:rPr>
-        <w:t>y_val = y[train_size:train_size+val_size]</w:t>
+        <w:t>X_train = X</w:t>
+      </w:r>
+      <w:proofErr w:type="gramStart"/>
+      <w:r>
+        <w:rPr>
+          <w:sz w:val="20"/>
+          <w:szCs w:val="20"/>
+        </w:rPr>
+        <w:t>[:train</w:t>
+      </w:r>
+      <w:proofErr w:type="gramEnd"/>
+      <w:r>
+        <w:rPr>
+          <w:sz w:val="20"/>
+          <w:szCs w:val="20"/>
+        </w:rPr>
+        <w:t>_size]</w:t>
+      </w:r>
+    </w:p>
+    <w:p>
+      <w:pPr>
+        <w:shd w:val="clear" w:color="auto" w:fill="F2F2F2" w:themeFill="background1" w:themeFillShade="F2"/>
+        <w:rPr>
+          <w:sz w:val="20"/>
+          <w:szCs w:val="20"/>
+        </w:rPr>
+      </w:pPr>
+      <w:r>
+        <w:rPr>
+          <w:sz w:val="20"/>
+          <w:szCs w:val="20"/>
+        </w:rPr>
+        <w:t>y_train = y</w:t>
+      </w:r>
+      <w:proofErr w:type="gramStart"/>
+      <w:r>
+        <w:rPr>
+          <w:sz w:val="20"/>
+          <w:szCs w:val="20"/>
+        </w:rPr>
+        <w:t>[:train</w:t>
+      </w:r>
+      <w:proofErr w:type="gramEnd"/>
+      <w:r>
+        <w:rPr>
+          <w:sz w:val="20"/>
+          <w:szCs w:val="20"/>
+        </w:rPr>
+        <w:t>_size]</w:t>
+      </w:r>
+    </w:p>
+    <w:p>
+      <w:pPr>
+        <w:shd w:val="clear" w:color="auto" w:fill="F2F2F2" w:themeFill="background1" w:themeFillShade="F2"/>
+        <w:rPr>
+          <w:sz w:val="20"/>
+          <w:szCs w:val="20"/>
+        </w:rPr>
+      </w:pPr>
+    </w:p>
+    <w:p>
+      <w:pPr>
+        <w:shd w:val="clear" w:color="auto" w:fill="F2F2F2" w:themeFill="background1" w:themeFillShade="F2"/>
+        <w:rPr>
+          <w:sz w:val="20"/>
+          <w:szCs w:val="20"/>
+        </w:rPr>
+      </w:pPr>
+      <w:r>
+        <w:rPr>
+          <w:sz w:val="20"/>
+          <w:szCs w:val="20"/>
+        </w:rPr>
+        <w:t>X_val = X[train_</w:t>
+      </w:r>
+      <w:proofErr w:type="gramStart"/>
+      <w:r>
+        <w:rPr>
+          <w:sz w:val="20"/>
+          <w:szCs w:val="20"/>
+        </w:rPr>
+        <w:t>size:train</w:t>
+      </w:r>
+      <w:proofErr w:type="gramEnd"/>
+      <w:r>
+        <w:rPr>
+          <w:sz w:val="20"/>
+          <w:szCs w:val="20"/>
+        </w:rPr>
+        <w:t>_size+val_size]</w:t>
+      </w:r>
+    </w:p>
+    <w:p>
+      <w:pPr>
+        <w:shd w:val="clear" w:color="auto" w:fill="F2F2F2" w:themeFill="background1" w:themeFillShade="F2"/>
+        <w:rPr>
+          <w:sz w:val="20"/>
+          <w:szCs w:val="20"/>
+        </w:rPr>
+      </w:pPr>
+      <w:r>
+        <w:rPr>
+          <w:sz w:val="20"/>
+          <w:szCs w:val="20"/>
+        </w:rPr>
+        <w:t>y_val = y[train_</w:t>
+      </w:r>
+      <w:proofErr w:type="gramStart"/>
+      <w:r>
+        <w:rPr>
+          <w:sz w:val="20"/>
+          <w:szCs w:val="20"/>
+        </w:rPr>
+        <w:t>size:train</w:t>
+      </w:r>
+      <w:proofErr w:type="gramEnd"/>
+      <w:r>
+        <w:rPr>
+          <w:sz w:val="20"/>
+          <w:szCs w:val="20"/>
+        </w:rPr>
+        <w:t>_size+val_size]</w:t>
       </w:r>
     </w:p>
     <w:p>
@@ -1698,7 +2016,23 @@
           <w:sz w:val="20"/>
           <w:szCs w:val="20"/>
         </w:rPr>
-        <w:t>class RNNModel(nn.Module):</w:t>
+        <w:t>class RNNModel(</w:t>
+      </w:r>
+      <w:proofErr w:type="gramStart"/>
+      <w:r>
+        <w:rPr>
+          <w:sz w:val="20"/>
+          <w:szCs w:val="20"/>
+        </w:rPr>
+        <w:t>nn.Module</w:t>
+      </w:r>
+      <w:proofErr w:type="gramEnd"/>
+      <w:r>
+        <w:rPr>
+          <w:sz w:val="20"/>
+          <w:szCs w:val="20"/>
+        </w:rPr>
+        <w:t>):</w:t>
       </w:r>
     </w:p>
     <w:p>
@@ -1730,40 +2064,97 @@
           <w:sz w:val="20"/>
           <w:szCs w:val="20"/>
         </w:rPr>
-        <w:t>        super(RNNModel, self).__init__()</w:t>
-      </w:r>
-    </w:p>
-    <w:p>
-      <w:pPr>
-        <w:shd w:val="clear" w:color="auto" w:fill="F2F2F2" w:themeFill="background1" w:themeFillShade="F2"/>
-        <w:rPr>
-          <w:sz w:val="20"/>
-          <w:szCs w:val="20"/>
-        </w:rPr>
-      </w:pPr>
-      <w:r>
-        <w:rPr>
-          <w:sz w:val="20"/>
-          <w:szCs w:val="20"/>
-        </w:rPr>
         <w:t xml:space="preserve">        </w:t>
       </w:r>
-    </w:p>
-    <w:p>
-      <w:pPr>
-        <w:shd w:val="clear" w:color="auto" w:fill="F2F2F2" w:themeFill="background1" w:themeFillShade="F2"/>
-        <w:rPr>
-          <w:sz w:val="20"/>
-          <w:szCs w:val="20"/>
-        </w:rPr>
-      </w:pPr>
-      <w:r>
-        <w:rPr>
-          <w:sz w:val="20"/>
-          <w:szCs w:val="20"/>
-        </w:rPr>
-        <w:t>        self.rnn = nn.RNN(</w:t>
-      </w:r>
+      <w:proofErr w:type="gramStart"/>
+      <w:r>
+        <w:rPr>
+          <w:sz w:val="20"/>
+          <w:szCs w:val="20"/>
+        </w:rPr>
+        <w:t>super(</w:t>
+      </w:r>
+      <w:proofErr w:type="gramEnd"/>
+      <w:r>
+        <w:rPr>
+          <w:sz w:val="20"/>
+          <w:szCs w:val="20"/>
+        </w:rPr>
+        <w:t>RNNModel, self</w:t>
+      </w:r>
+      <w:proofErr w:type="gramStart"/>
+      <w:r>
+        <w:rPr>
+          <w:sz w:val="20"/>
+          <w:szCs w:val="20"/>
+        </w:rPr>
+        <w:t>)._</w:t>
+      </w:r>
+      <w:proofErr w:type="gramEnd"/>
+      <w:r>
+        <w:rPr>
+          <w:sz w:val="20"/>
+          <w:szCs w:val="20"/>
+        </w:rPr>
+        <w:t>_init_</w:t>
+      </w:r>
+      <w:proofErr w:type="gramStart"/>
+      <w:r>
+        <w:rPr>
+          <w:sz w:val="20"/>
+          <w:szCs w:val="20"/>
+        </w:rPr>
+        <w:t>_(</w:t>
+      </w:r>
+      <w:proofErr w:type="gramEnd"/>
+      <w:r>
+        <w:rPr>
+          <w:sz w:val="20"/>
+          <w:szCs w:val="20"/>
+        </w:rPr>
+        <w:t>)</w:t>
+      </w:r>
+    </w:p>
+    <w:p>
+      <w:pPr>
+        <w:shd w:val="clear" w:color="auto" w:fill="F2F2F2" w:themeFill="background1" w:themeFillShade="F2"/>
+        <w:rPr>
+          <w:sz w:val="20"/>
+          <w:szCs w:val="20"/>
+        </w:rPr>
+      </w:pPr>
+      <w:r>
+        <w:rPr>
+          <w:sz w:val="20"/>
+          <w:szCs w:val="20"/>
+        </w:rPr>
+        <w:t xml:space="preserve">        </w:t>
+      </w:r>
+    </w:p>
+    <w:p>
+      <w:pPr>
+        <w:shd w:val="clear" w:color="auto" w:fill="F2F2F2" w:themeFill="background1" w:themeFillShade="F2"/>
+        <w:rPr>
+          <w:sz w:val="20"/>
+          <w:szCs w:val="20"/>
+        </w:rPr>
+      </w:pPr>
+      <w:r>
+        <w:rPr>
+          <w:sz w:val="20"/>
+          <w:szCs w:val="20"/>
+        </w:rPr>
+        <w:t xml:space="preserve">        self.rnn = </w:t>
+      </w:r>
+      <w:proofErr w:type="gramStart"/>
+      <w:r>
+        <w:rPr>
+          <w:sz w:val="20"/>
+          <w:szCs w:val="20"/>
+        </w:rPr>
+        <w:t>nn.RNN(</w:t>
+      </w:r>
+      <w:proofErr w:type="gramEnd"/>
     </w:p>
     <w:p>
       <w:pPr>
@@ -1875,48 +2266,112 @@
           <w:szCs w:val="20"/>
         </w:rPr>
         <w:lastRenderedPageBreak/>
-        <w:t>        self.fc = nn.Linear(64, 1)</w:t>
-      </w:r>
-    </w:p>
-    <w:p>
-      <w:pPr>
-        <w:shd w:val="clear" w:color="auto" w:fill="F2F2F2" w:themeFill="background1" w:themeFillShade="F2"/>
-        <w:rPr>
-          <w:sz w:val="20"/>
-          <w:szCs w:val="20"/>
-        </w:rPr>
-      </w:pPr>
-    </w:p>
-    <w:p>
-      <w:pPr>
-        <w:shd w:val="clear" w:color="auto" w:fill="F2F2F2" w:themeFill="background1" w:themeFillShade="F2"/>
-        <w:rPr>
-          <w:sz w:val="20"/>
-          <w:szCs w:val="20"/>
-        </w:rPr>
-      </w:pPr>
-      <w:r>
-        <w:rPr>
-          <w:sz w:val="20"/>
-          <w:szCs w:val="20"/>
-        </w:rPr>
-        <w:t>    def forward(self, x):</w:t>
-      </w:r>
-    </w:p>
-    <w:p>
-      <w:pPr>
-        <w:shd w:val="clear" w:color="auto" w:fill="F2F2F2" w:themeFill="background1" w:themeFillShade="F2"/>
-        <w:rPr>
-          <w:sz w:val="20"/>
-          <w:szCs w:val="20"/>
-        </w:rPr>
-      </w:pPr>
-      <w:r>
-        <w:rPr>
-          <w:sz w:val="20"/>
-          <w:szCs w:val="20"/>
-        </w:rPr>
-        <w:t>        h0 = torch.zeros(1, x.size(0), 64)</w:t>
+        <w:t xml:space="preserve">        self.fc = </w:t>
+      </w:r>
+      <w:proofErr w:type="gramStart"/>
+      <w:r>
+        <w:rPr>
+          <w:sz w:val="20"/>
+          <w:szCs w:val="20"/>
+        </w:rPr>
+        <w:t>nn.Linear</w:t>
+      </w:r>
+      <w:proofErr w:type="gramEnd"/>
+      <w:r>
+        <w:rPr>
+          <w:sz w:val="20"/>
+          <w:szCs w:val="20"/>
+        </w:rPr>
+        <w:t>(64, 1)</w:t>
+      </w:r>
+    </w:p>
+    <w:p>
+      <w:pPr>
+        <w:shd w:val="clear" w:color="auto" w:fill="F2F2F2" w:themeFill="background1" w:themeFillShade="F2"/>
+        <w:rPr>
+          <w:sz w:val="20"/>
+          <w:szCs w:val="20"/>
+        </w:rPr>
+      </w:pPr>
+    </w:p>
+    <w:p>
+      <w:pPr>
+        <w:shd w:val="clear" w:color="auto" w:fill="F2F2F2" w:themeFill="background1" w:themeFillShade="F2"/>
+        <w:rPr>
+          <w:sz w:val="20"/>
+          <w:szCs w:val="20"/>
+        </w:rPr>
+      </w:pPr>
+      <w:r>
+        <w:rPr>
+          <w:sz w:val="20"/>
+          <w:szCs w:val="20"/>
+        </w:rPr>
+        <w:t xml:space="preserve">    def </w:t>
+      </w:r>
+      <w:proofErr w:type="gramStart"/>
+      <w:r>
+        <w:rPr>
+          <w:sz w:val="20"/>
+          <w:szCs w:val="20"/>
+        </w:rPr>
+        <w:t>forward(</w:t>
+      </w:r>
+      <w:proofErr w:type="gramEnd"/>
+      <w:r>
+        <w:rPr>
+          <w:sz w:val="20"/>
+          <w:szCs w:val="20"/>
+        </w:rPr>
+        <w:t>self, x):</w:t>
+      </w:r>
+    </w:p>
+    <w:p>
+      <w:pPr>
+        <w:shd w:val="clear" w:color="auto" w:fill="F2F2F2" w:themeFill="background1" w:themeFillShade="F2"/>
+        <w:rPr>
+          <w:sz w:val="20"/>
+          <w:szCs w:val="20"/>
+        </w:rPr>
+      </w:pPr>
+      <w:r>
+        <w:rPr>
+          <w:sz w:val="20"/>
+          <w:szCs w:val="20"/>
+        </w:rPr>
+        <w:t xml:space="preserve">        h0 = </w:t>
+      </w:r>
+      <w:proofErr w:type="gramStart"/>
+      <w:r>
+        <w:rPr>
+          <w:sz w:val="20"/>
+          <w:szCs w:val="20"/>
+        </w:rPr>
+        <w:t>torch.zeros</w:t>
+      </w:r>
+      <w:proofErr w:type="gramEnd"/>
+      <w:r>
+        <w:rPr>
+          <w:sz w:val="20"/>
+          <w:szCs w:val="20"/>
+        </w:rPr>
+        <w:t xml:space="preserve">(1, </w:t>
+      </w:r>
+      <w:proofErr w:type="gramStart"/>
+      <w:r>
+        <w:rPr>
+          <w:sz w:val="20"/>
+          <w:szCs w:val="20"/>
+        </w:rPr>
+        <w:t>x.size</w:t>
+      </w:r>
+      <w:proofErr w:type="gramEnd"/>
+      <w:r>
+        <w:rPr>
+          <w:sz w:val="20"/>
+          <w:szCs w:val="20"/>
+        </w:rPr>
+        <w:t>(0), 64)</w:t>
       </w:r>
     </w:p>
     <w:p>
@@ -1948,7 +2403,23 @@
           <w:sz w:val="20"/>
           <w:szCs w:val="20"/>
         </w:rPr>
-        <w:t>        out, _ = self.rnn(x, h0)</w:t>
+        <w:t xml:space="preserve">        out, _ = </w:t>
+      </w:r>
+      <w:proofErr w:type="gramStart"/>
+      <w:r>
+        <w:rPr>
+          <w:sz w:val="20"/>
+          <w:szCs w:val="20"/>
+        </w:rPr>
+        <w:t>self.rnn(</w:t>
+      </w:r>
+      <w:proofErr w:type="gramEnd"/>
+      <w:r>
+        <w:rPr>
+          <w:sz w:val="20"/>
+          <w:szCs w:val="20"/>
+        </w:rPr>
+        <w:t>x, h0)</w:t>
       </w:r>
     </w:p>
     <w:p>
@@ -1980,7 +2451,39 @@
           <w:sz w:val="20"/>
           <w:szCs w:val="20"/>
         </w:rPr>
-        <w:t>        out = out[:, -1, :]   # last time step</w:t>
+        <w:t>        out = out</w:t>
+      </w:r>
+      <w:proofErr w:type="gramStart"/>
+      <w:r>
+        <w:rPr>
+          <w:sz w:val="20"/>
+          <w:szCs w:val="20"/>
+        </w:rPr>
+        <w:t>[:,</w:t>
+      </w:r>
+      <w:proofErr w:type="gramEnd"/>
+      <w:r>
+        <w:rPr>
+          <w:sz w:val="20"/>
+          <w:szCs w:val="20"/>
+        </w:rPr>
+        <w:t xml:space="preserve"> -1</w:t>
+      </w:r>
+      <w:proofErr w:type="gramStart"/>
+      <w:r>
+        <w:rPr>
+          <w:sz w:val="20"/>
+          <w:szCs w:val="20"/>
+        </w:rPr>
+        <w:t>, :</w:t>
+      </w:r>
+      <w:proofErr w:type="gramEnd"/>
+      <w:r>
+        <w:rPr>
+          <w:sz w:val="20"/>
+          <w:szCs w:val="20"/>
+        </w:rPr>
+        <w:t>]   # last time step</w:t>
       </w:r>
     </w:p>
     <w:p>
@@ -2053,48 +2556,112 @@
           <w:sz w:val="20"/>
           <w:szCs w:val="20"/>
         </w:rPr>
-        <w:t>model = RNNModel()</w:t>
-      </w:r>
-    </w:p>
-    <w:p>
-      <w:pPr>
-        <w:shd w:val="clear" w:color="auto" w:fill="F2F2F2" w:themeFill="background1" w:themeFillShade="F2"/>
-        <w:rPr>
-          <w:sz w:val="20"/>
-          <w:szCs w:val="20"/>
-        </w:rPr>
-      </w:pPr>
-    </w:p>
-    <w:p>
-      <w:pPr>
-        <w:shd w:val="clear" w:color="auto" w:fill="F2F2F2" w:themeFill="background1" w:themeFillShade="F2"/>
-        <w:rPr>
-          <w:sz w:val="20"/>
-          <w:szCs w:val="20"/>
-        </w:rPr>
-      </w:pPr>
-      <w:r>
-        <w:rPr>
-          <w:sz w:val="20"/>
-          <w:szCs w:val="20"/>
-        </w:rPr>
-        <w:t>criterion = nn.MSELoss()</w:t>
-      </w:r>
-    </w:p>
-    <w:p>
-      <w:pPr>
-        <w:shd w:val="clear" w:color="auto" w:fill="F2F2F2" w:themeFill="background1" w:themeFillShade="F2"/>
-        <w:rPr>
-          <w:sz w:val="20"/>
-          <w:szCs w:val="20"/>
-        </w:rPr>
-      </w:pPr>
-      <w:r>
-        <w:rPr>
-          <w:sz w:val="20"/>
-          <w:szCs w:val="20"/>
-        </w:rPr>
-        <w:t>optimizer = torch.optim.Adam(model.parameters(), lr=0.001)</w:t>
+        <w:t xml:space="preserve">model = </w:t>
+      </w:r>
+      <w:proofErr w:type="gramStart"/>
+      <w:r>
+        <w:rPr>
+          <w:sz w:val="20"/>
+          <w:szCs w:val="20"/>
+        </w:rPr>
+        <w:t>RNNModel(</w:t>
+      </w:r>
+      <w:proofErr w:type="gramEnd"/>
+      <w:r>
+        <w:rPr>
+          <w:sz w:val="20"/>
+          <w:szCs w:val="20"/>
+        </w:rPr>
+        <w:t>)</w:t>
+      </w:r>
+    </w:p>
+    <w:p>
+      <w:pPr>
+        <w:shd w:val="clear" w:color="auto" w:fill="F2F2F2" w:themeFill="background1" w:themeFillShade="F2"/>
+        <w:rPr>
+          <w:sz w:val="20"/>
+          <w:szCs w:val="20"/>
+        </w:rPr>
+      </w:pPr>
+    </w:p>
+    <w:p>
+      <w:pPr>
+        <w:shd w:val="clear" w:color="auto" w:fill="F2F2F2" w:themeFill="background1" w:themeFillShade="F2"/>
+        <w:rPr>
+          <w:sz w:val="20"/>
+          <w:szCs w:val="20"/>
+        </w:rPr>
+      </w:pPr>
+      <w:r>
+        <w:rPr>
+          <w:sz w:val="20"/>
+          <w:szCs w:val="20"/>
+        </w:rPr>
+        <w:t xml:space="preserve">criterion = </w:t>
+      </w:r>
+      <w:proofErr w:type="gramStart"/>
+      <w:r>
+        <w:rPr>
+          <w:sz w:val="20"/>
+          <w:szCs w:val="20"/>
+        </w:rPr>
+        <w:t>nn.MSELoss</w:t>
+      </w:r>
+      <w:proofErr w:type="gramEnd"/>
+      <w:r>
+        <w:rPr>
+          <w:sz w:val="20"/>
+          <w:szCs w:val="20"/>
+        </w:rPr>
+        <w:t>()</w:t>
+      </w:r>
+    </w:p>
+    <w:p>
+      <w:pPr>
+        <w:shd w:val="clear" w:color="auto" w:fill="F2F2F2" w:themeFill="background1" w:themeFillShade="F2"/>
+        <w:rPr>
+          <w:sz w:val="20"/>
+          <w:szCs w:val="20"/>
+        </w:rPr>
+      </w:pPr>
+      <w:r>
+        <w:rPr>
+          <w:sz w:val="20"/>
+          <w:szCs w:val="20"/>
+        </w:rPr>
+        <w:t xml:space="preserve">optimizer = </w:t>
+      </w:r>
+      <w:proofErr w:type="gramStart"/>
+      <w:r>
+        <w:rPr>
+          <w:sz w:val="20"/>
+          <w:szCs w:val="20"/>
+        </w:rPr>
+        <w:t>torch.optim</w:t>
+      </w:r>
+      <w:proofErr w:type="gramEnd"/>
+      <w:r>
+        <w:rPr>
+          <w:sz w:val="20"/>
+          <w:szCs w:val="20"/>
+        </w:rPr>
+        <w:t>.Adam(</w:t>
+      </w:r>
+      <w:proofErr w:type="gramStart"/>
+      <w:r>
+        <w:rPr>
+          <w:sz w:val="20"/>
+          <w:szCs w:val="20"/>
+        </w:rPr>
+        <w:t>model.parameters</w:t>
+      </w:r>
+      <w:proofErr w:type="gramEnd"/>
+      <w:r>
+        <w:rPr>
+          <w:sz w:val="20"/>
+          <w:szCs w:val="20"/>
+        </w:rPr>
+        <w:t>(), lr=0.001)</w:t>
       </w:r>
     </w:p>
     <w:p>
@@ -2240,7 +2807,23 @@
           <w:sz w:val="20"/>
           <w:szCs w:val="20"/>
         </w:rPr>
-        <w:t>    model.train()</w:t>
+        <w:t xml:space="preserve">    </w:t>
+      </w:r>
+      <w:proofErr w:type="gramStart"/>
+      <w:r>
+        <w:rPr>
+          <w:sz w:val="20"/>
+          <w:szCs w:val="20"/>
+        </w:rPr>
+        <w:t>model.train</w:t>
+      </w:r>
+      <w:proofErr w:type="gramEnd"/>
+      <w:r>
+        <w:rPr>
+          <w:sz w:val="20"/>
+          <w:szCs w:val="20"/>
+        </w:rPr>
+        <w:t>()</w:t>
       </w:r>
     </w:p>
     <w:p>
@@ -2272,7 +2855,23 @@
           <w:sz w:val="20"/>
           <w:szCs w:val="20"/>
         </w:rPr>
-        <w:t>    train_loss = criterion(train_output, y_train)</w:t>
+        <w:t xml:space="preserve">    train_loss = </w:t>
+      </w:r>
+      <w:proofErr w:type="gramStart"/>
+      <w:r>
+        <w:rPr>
+          <w:sz w:val="20"/>
+          <w:szCs w:val="20"/>
+        </w:rPr>
+        <w:t>criterion(</w:t>
+      </w:r>
+      <w:proofErr w:type="gramEnd"/>
+      <w:r>
+        <w:rPr>
+          <w:sz w:val="20"/>
+          <w:szCs w:val="20"/>
+        </w:rPr>
+        <w:t>train_output, y_train)</w:t>
       </w:r>
     </w:p>
     <w:p>
@@ -2305,56 +2904,120 @@
           <w:szCs w:val="20"/>
         </w:rPr>
         <w:lastRenderedPageBreak/>
-        <w:t>    optimizer.zero_grad()</w:t>
-      </w:r>
-    </w:p>
-    <w:p>
-      <w:pPr>
-        <w:shd w:val="clear" w:color="auto" w:fill="F2F2F2" w:themeFill="background1" w:themeFillShade="F2"/>
-        <w:rPr>
-          <w:sz w:val="20"/>
-          <w:szCs w:val="20"/>
-        </w:rPr>
-      </w:pPr>
-      <w:r>
-        <w:rPr>
-          <w:sz w:val="20"/>
-          <w:szCs w:val="20"/>
-        </w:rPr>
-        <w:t>    train_loss.backward()</w:t>
-      </w:r>
-    </w:p>
-    <w:p>
-      <w:pPr>
-        <w:shd w:val="clear" w:color="auto" w:fill="F2F2F2" w:themeFill="background1" w:themeFillShade="F2"/>
-        <w:rPr>
-          <w:sz w:val="20"/>
-          <w:szCs w:val="20"/>
-        </w:rPr>
-      </w:pPr>
-      <w:r>
-        <w:rPr>
-          <w:sz w:val="20"/>
-          <w:szCs w:val="20"/>
-        </w:rPr>
-        <w:t>    optimizer.step()</w:t>
-      </w:r>
-    </w:p>
-    <w:p>
-      <w:pPr>
-        <w:shd w:val="clear" w:color="auto" w:fill="F2F2F2" w:themeFill="background1" w:themeFillShade="F2"/>
-        <w:rPr>
-          <w:sz w:val="20"/>
-          <w:szCs w:val="20"/>
-        </w:rPr>
-      </w:pPr>
-      <w:r>
-        <w:rPr>
-          <w:sz w:val="20"/>
-          <w:szCs w:val="20"/>
-        </w:rPr>
         <w:t xml:space="preserve">    </w:t>
       </w:r>
+      <w:proofErr w:type="gramStart"/>
+      <w:r>
+        <w:rPr>
+          <w:sz w:val="20"/>
+          <w:szCs w:val="20"/>
+        </w:rPr>
+        <w:t>optimizer.zero</w:t>
+      </w:r>
+      <w:proofErr w:type="gramEnd"/>
+      <w:r>
+        <w:rPr>
+          <w:sz w:val="20"/>
+          <w:szCs w:val="20"/>
+        </w:rPr>
+        <w:t>_</w:t>
+      </w:r>
+      <w:proofErr w:type="gramStart"/>
+      <w:r>
+        <w:rPr>
+          <w:sz w:val="20"/>
+          <w:szCs w:val="20"/>
+        </w:rPr>
+        <w:t>grad(</w:t>
+      </w:r>
+      <w:proofErr w:type="gramEnd"/>
+      <w:r>
+        <w:rPr>
+          <w:sz w:val="20"/>
+          <w:szCs w:val="20"/>
+        </w:rPr>
+        <w:t>)</w:t>
+      </w:r>
+    </w:p>
+    <w:p>
+      <w:pPr>
+        <w:shd w:val="clear" w:color="auto" w:fill="F2F2F2" w:themeFill="background1" w:themeFillShade="F2"/>
+        <w:rPr>
+          <w:sz w:val="20"/>
+          <w:szCs w:val="20"/>
+        </w:rPr>
+      </w:pPr>
+      <w:r>
+        <w:rPr>
+          <w:sz w:val="20"/>
+          <w:szCs w:val="20"/>
+        </w:rPr>
+        <w:t>    train_</w:t>
+      </w:r>
+      <w:proofErr w:type="gramStart"/>
+      <w:r>
+        <w:rPr>
+          <w:sz w:val="20"/>
+          <w:szCs w:val="20"/>
+        </w:rPr>
+        <w:t>loss.backward</w:t>
+      </w:r>
+      <w:proofErr w:type="gramEnd"/>
+      <w:r>
+        <w:rPr>
+          <w:sz w:val="20"/>
+          <w:szCs w:val="20"/>
+        </w:rPr>
+        <w:t>()</w:t>
+      </w:r>
+    </w:p>
+    <w:p>
+      <w:pPr>
+        <w:shd w:val="clear" w:color="auto" w:fill="F2F2F2" w:themeFill="background1" w:themeFillShade="F2"/>
+        <w:rPr>
+          <w:sz w:val="20"/>
+          <w:szCs w:val="20"/>
+        </w:rPr>
+      </w:pPr>
+      <w:r>
+        <w:rPr>
+          <w:sz w:val="20"/>
+          <w:szCs w:val="20"/>
+        </w:rPr>
+        <w:t xml:space="preserve">    </w:t>
+      </w:r>
+      <w:proofErr w:type="gramStart"/>
+      <w:r>
+        <w:rPr>
+          <w:sz w:val="20"/>
+          <w:szCs w:val="20"/>
+        </w:rPr>
+        <w:t>optimizer.step</w:t>
+      </w:r>
+      <w:proofErr w:type="gramEnd"/>
+      <w:r>
+        <w:rPr>
+          <w:sz w:val="20"/>
+          <w:szCs w:val="20"/>
+        </w:rPr>
+        <w:t>()</w:t>
+      </w:r>
+    </w:p>
+    <w:p>
+      <w:pPr>
+        <w:shd w:val="clear" w:color="auto" w:fill="F2F2F2" w:themeFill="background1" w:themeFillShade="F2"/>
+        <w:rPr>
+          <w:sz w:val="20"/>
+          <w:szCs w:val="20"/>
+        </w:rPr>
+      </w:pPr>
+      <w:r>
+        <w:rPr>
+          <w:sz w:val="20"/>
+          <w:szCs w:val="20"/>
+        </w:rPr>
+        <w:t xml:space="preserve">    </w:t>
+      </w:r>
     </w:p>
     <w:p>
       <w:pPr>
@@ -2385,23 +3048,55 @@
           <w:sz w:val="20"/>
           <w:szCs w:val="20"/>
         </w:rPr>
-        <w:t>    model.eval()</w:t>
-      </w:r>
-    </w:p>
-    <w:p>
-      <w:pPr>
-        <w:shd w:val="clear" w:color="auto" w:fill="F2F2F2" w:themeFill="background1" w:themeFillShade="F2"/>
-        <w:rPr>
-          <w:sz w:val="20"/>
-          <w:szCs w:val="20"/>
-        </w:rPr>
-      </w:pPr>
-      <w:r>
-        <w:rPr>
-          <w:sz w:val="20"/>
-          <w:szCs w:val="20"/>
-        </w:rPr>
-        <w:t>    with torch.no_grad():</w:t>
+        <w:t xml:space="preserve">    </w:t>
+      </w:r>
+      <w:proofErr w:type="gramStart"/>
+      <w:r>
+        <w:rPr>
+          <w:sz w:val="20"/>
+          <w:szCs w:val="20"/>
+        </w:rPr>
+        <w:t>model.eval</w:t>
+      </w:r>
+      <w:proofErr w:type="gramEnd"/>
+      <w:r>
+        <w:rPr>
+          <w:sz w:val="20"/>
+          <w:szCs w:val="20"/>
+        </w:rPr>
+        <w:t>()</w:t>
+      </w:r>
+    </w:p>
+    <w:p>
+      <w:pPr>
+        <w:shd w:val="clear" w:color="auto" w:fill="F2F2F2" w:themeFill="background1" w:themeFillShade="F2"/>
+        <w:rPr>
+          <w:sz w:val="20"/>
+          <w:szCs w:val="20"/>
+        </w:rPr>
+      </w:pPr>
+      <w:r>
+        <w:rPr>
+          <w:sz w:val="20"/>
+          <w:szCs w:val="20"/>
+        </w:rPr>
+        <w:t>    with torch.no_</w:t>
+      </w:r>
+      <w:proofErr w:type="gramStart"/>
+      <w:r>
+        <w:rPr>
+          <w:sz w:val="20"/>
+          <w:szCs w:val="20"/>
+        </w:rPr>
+        <w:t>grad(</w:t>
+      </w:r>
+      <w:proofErr w:type="gramEnd"/>
+      <w:r>
+        <w:rPr>
+          <w:sz w:val="20"/>
+          <w:szCs w:val="20"/>
+        </w:rPr>
+        <w:t>):</w:t>
       </w:r>
     </w:p>
     <w:p>
@@ -2433,7 +3128,23 @@
           <w:sz w:val="20"/>
           <w:szCs w:val="20"/>
         </w:rPr>
-        <w:t>        val_loss = criterion(val_output, y_val)</w:t>
+        <w:t xml:space="preserve">        val_loss = </w:t>
+      </w:r>
+      <w:proofErr w:type="gramStart"/>
+      <w:r>
+        <w:rPr>
+          <w:sz w:val="20"/>
+          <w:szCs w:val="20"/>
+        </w:rPr>
+        <w:t>criterion(</w:t>
+      </w:r>
+      <w:proofErr w:type="gramEnd"/>
+      <w:r>
+        <w:rPr>
+          <w:sz w:val="20"/>
+          <w:szCs w:val="20"/>
+        </w:rPr>
+        <w:t>val_output, y_val)</w:t>
       </w:r>
     </w:p>
     <w:p>
@@ -2465,23 +3176,87 @@
           <w:sz w:val="20"/>
           <w:szCs w:val="20"/>
         </w:rPr>
-        <w:t>    train_losses.append(train_loss.item())</w:t>
-      </w:r>
-    </w:p>
-    <w:p>
-      <w:pPr>
-        <w:shd w:val="clear" w:color="auto" w:fill="F2F2F2" w:themeFill="background1" w:themeFillShade="F2"/>
-        <w:rPr>
-          <w:sz w:val="20"/>
-          <w:szCs w:val="20"/>
-        </w:rPr>
-      </w:pPr>
-      <w:r>
-        <w:rPr>
-          <w:sz w:val="20"/>
-          <w:szCs w:val="20"/>
-        </w:rPr>
-        <w:t>    val_losses.append(val_loss.item())</w:t>
+        <w:t>    train_</w:t>
+      </w:r>
+      <w:proofErr w:type="gramStart"/>
+      <w:r>
+        <w:rPr>
+          <w:sz w:val="20"/>
+          <w:szCs w:val="20"/>
+        </w:rPr>
+        <w:t>losses.append</w:t>
+      </w:r>
+      <w:proofErr w:type="gramEnd"/>
+      <w:r>
+        <w:rPr>
+          <w:sz w:val="20"/>
+          <w:szCs w:val="20"/>
+        </w:rPr>
+        <w:t>(train_</w:t>
+      </w:r>
+      <w:proofErr w:type="gramStart"/>
+      <w:r>
+        <w:rPr>
+          <w:sz w:val="20"/>
+          <w:szCs w:val="20"/>
+        </w:rPr>
+        <w:t>loss.item</w:t>
+      </w:r>
+      <w:proofErr w:type="gramEnd"/>
+      <w:r>
+        <w:rPr>
+          <w:sz w:val="20"/>
+          <w:szCs w:val="20"/>
+        </w:rPr>
+        <w:t>())</w:t>
+      </w:r>
+    </w:p>
+    <w:p>
+      <w:pPr>
+        <w:shd w:val="clear" w:color="auto" w:fill="F2F2F2" w:themeFill="background1" w:themeFillShade="F2"/>
+        <w:rPr>
+          <w:sz w:val="20"/>
+          <w:szCs w:val="20"/>
+        </w:rPr>
+      </w:pPr>
+      <w:r>
+        <w:rPr>
+          <w:sz w:val="20"/>
+          <w:szCs w:val="20"/>
+        </w:rPr>
+        <w:t>    val_</w:t>
+      </w:r>
+      <w:proofErr w:type="gramStart"/>
+      <w:r>
+        <w:rPr>
+          <w:sz w:val="20"/>
+          <w:szCs w:val="20"/>
+        </w:rPr>
+        <w:t>losses.append</w:t>
+      </w:r>
+      <w:proofErr w:type="gramEnd"/>
+      <w:r>
+        <w:rPr>
+          <w:sz w:val="20"/>
+          <w:szCs w:val="20"/>
+        </w:rPr>
+        <w:t>(val_</w:t>
+      </w:r>
+      <w:proofErr w:type="gramStart"/>
+      <w:r>
+        <w:rPr>
+          <w:sz w:val="20"/>
+          <w:szCs w:val="20"/>
+        </w:rPr>
+        <w:t>loss.item</w:t>
+      </w:r>
+      <w:proofErr w:type="gramEnd"/>
+      <w:r>
+        <w:rPr>
+          <w:sz w:val="20"/>
+          <w:szCs w:val="20"/>
+        </w:rPr>
+        <w:t>())</w:t>
       </w:r>
     </w:p>
     <w:p>
@@ -2513,7 +3288,55 @@
           <w:sz w:val="20"/>
           <w:szCs w:val="20"/>
         </w:rPr>
-        <w:t>    print(f"Epoch [{epoch+1}/{epochs}] | Train Loss: {train_loss.item():.6f} | Val Loss: {val_loss.item():.6f}")</w:t>
+        <w:t xml:space="preserve">    </w:t>
+      </w:r>
+      <w:proofErr w:type="gramStart"/>
+      <w:r>
+        <w:rPr>
+          <w:sz w:val="20"/>
+          <w:szCs w:val="20"/>
+        </w:rPr>
+        <w:t>print(</w:t>
+      </w:r>
+      <w:proofErr w:type="gramEnd"/>
+      <w:r>
+        <w:rPr>
+          <w:sz w:val="20"/>
+          <w:szCs w:val="20"/>
+        </w:rPr>
+        <w:t>f"Epoch [{epoch+1}/{epochs}] | Train Loss: {train_</w:t>
+      </w:r>
+      <w:proofErr w:type="gramStart"/>
+      <w:r>
+        <w:rPr>
+          <w:sz w:val="20"/>
+          <w:szCs w:val="20"/>
+        </w:rPr>
+        <w:t>loss.item</w:t>
+      </w:r>
+      <w:proofErr w:type="gramEnd"/>
+      <w:r>
+        <w:rPr>
+          <w:sz w:val="20"/>
+          <w:szCs w:val="20"/>
+        </w:rPr>
+        <w:t>():.6f} | Val Loss: {val_</w:t>
+      </w:r>
+      <w:proofErr w:type="gramStart"/>
+      <w:r>
+        <w:rPr>
+          <w:sz w:val="20"/>
+          <w:szCs w:val="20"/>
+        </w:rPr>
+        <w:t>loss.item</w:t>
+      </w:r>
+      <w:proofErr w:type="gramEnd"/>
+      <w:r>
+        <w:rPr>
+          <w:sz w:val="20"/>
+          <w:szCs w:val="20"/>
+        </w:rPr>
+        <w:t>():.6f}")</w:t>
       </w:r>
     </w:p>
     <w:p>
@@ -2549,140 +3372,237 @@
           <w:szCs w:val="20"/>
         </w:rPr>
       </w:pPr>
-      <w:r>
-        <w:rPr>
-          <w:sz w:val="20"/>
-          <w:szCs w:val="20"/>
-        </w:rPr>
-        <w:t>plt.figure(figsize=(8,5))</w:t>
-      </w:r>
-    </w:p>
-    <w:p>
-      <w:pPr>
-        <w:shd w:val="clear" w:color="auto" w:fill="F2F2F2" w:themeFill="background1" w:themeFillShade="F2"/>
-        <w:rPr>
-          <w:sz w:val="20"/>
-          <w:szCs w:val="20"/>
-        </w:rPr>
-      </w:pPr>
-      <w:r>
-        <w:rPr>
-          <w:sz w:val="20"/>
-          <w:szCs w:val="20"/>
-        </w:rPr>
-        <w:t>plt.plot(train_losses, label="Train Loss")</w:t>
-      </w:r>
-    </w:p>
-    <w:p>
-      <w:pPr>
-        <w:shd w:val="clear" w:color="auto" w:fill="F2F2F2" w:themeFill="background1" w:themeFillShade="F2"/>
-        <w:rPr>
-          <w:sz w:val="20"/>
-          <w:szCs w:val="20"/>
-        </w:rPr>
-      </w:pPr>
-      <w:r>
-        <w:rPr>
-          <w:sz w:val="20"/>
-          <w:szCs w:val="20"/>
-        </w:rPr>
-        <w:t>plt.plot(val_losses, linestyle="dashed", label="Val Loss")</w:t>
-      </w:r>
-    </w:p>
-    <w:p>
-      <w:pPr>
-        <w:shd w:val="clear" w:color="auto" w:fill="F2F2F2" w:themeFill="background1" w:themeFillShade="F2"/>
-        <w:rPr>
-          <w:sz w:val="20"/>
-          <w:szCs w:val="20"/>
-        </w:rPr>
-      </w:pPr>
-      <w:r>
-        <w:rPr>
-          <w:sz w:val="20"/>
-          <w:szCs w:val="20"/>
-        </w:rPr>
-        <w:t>plt.title("Training &amp; Validation Loss (MSE)")</w:t>
-      </w:r>
-    </w:p>
-    <w:p>
-      <w:pPr>
-        <w:shd w:val="clear" w:color="auto" w:fill="F2F2F2" w:themeFill="background1" w:themeFillShade="F2"/>
-        <w:rPr>
-          <w:sz w:val="20"/>
-          <w:szCs w:val="20"/>
-        </w:rPr>
-      </w:pPr>
-      <w:r>
-        <w:rPr>
-          <w:sz w:val="20"/>
-          <w:szCs w:val="20"/>
-        </w:rPr>
-        <w:t>plt.xlabel("Epoch")</w:t>
-      </w:r>
-    </w:p>
-    <w:p>
-      <w:pPr>
-        <w:shd w:val="clear" w:color="auto" w:fill="F2F2F2" w:themeFill="background1" w:themeFillShade="F2"/>
-        <w:rPr>
-          <w:sz w:val="20"/>
-          <w:szCs w:val="20"/>
-        </w:rPr>
-      </w:pPr>
-      <w:r>
-        <w:rPr>
-          <w:sz w:val="20"/>
-          <w:szCs w:val="20"/>
-        </w:rPr>
-        <w:t>plt.ylabel("Loss")</w:t>
-      </w:r>
-    </w:p>
-    <w:p>
-      <w:pPr>
-        <w:shd w:val="clear" w:color="auto" w:fill="F2F2F2" w:themeFill="background1" w:themeFillShade="F2"/>
-        <w:rPr>
-          <w:sz w:val="20"/>
-          <w:szCs w:val="20"/>
-        </w:rPr>
-      </w:pPr>
-      <w:r>
-        <w:rPr>
-          <w:sz w:val="20"/>
-          <w:szCs w:val="20"/>
-        </w:rPr>
-        <w:t>plt.legend()</w:t>
-      </w:r>
-    </w:p>
-    <w:p>
-      <w:pPr>
-        <w:shd w:val="clear" w:color="auto" w:fill="F2F2F2" w:themeFill="background1" w:themeFillShade="F2"/>
-        <w:rPr>
-          <w:sz w:val="20"/>
-          <w:szCs w:val="20"/>
-        </w:rPr>
-      </w:pPr>
-      <w:r>
-        <w:rPr>
-          <w:sz w:val="20"/>
-          <w:szCs w:val="20"/>
-        </w:rPr>
-        <w:t>plt.grid()</w:t>
-      </w:r>
-    </w:p>
-    <w:p>
-      <w:pPr>
-        <w:shd w:val="clear" w:color="auto" w:fill="F2F2F2" w:themeFill="background1" w:themeFillShade="F2"/>
-        <w:rPr>
-          <w:sz w:val="20"/>
-          <w:szCs w:val="20"/>
-        </w:rPr>
-      </w:pPr>
-      <w:r>
-        <w:rPr>
-          <w:sz w:val="20"/>
-          <w:szCs w:val="20"/>
-        </w:rPr>
-        <w:t>plt.show()</w:t>
+      <w:proofErr w:type="gramStart"/>
+      <w:r>
+        <w:rPr>
+          <w:sz w:val="20"/>
+          <w:szCs w:val="20"/>
+        </w:rPr>
+        <w:t>plt.figure</w:t>
+      </w:r>
+      <w:proofErr w:type="gramEnd"/>
+      <w:r>
+        <w:rPr>
+          <w:sz w:val="20"/>
+          <w:szCs w:val="20"/>
+        </w:rPr>
+        <w:t>(figsize</w:t>
+      </w:r>
+      <w:proofErr w:type="gramStart"/>
+      <w:r>
+        <w:rPr>
+          <w:sz w:val="20"/>
+          <w:szCs w:val="20"/>
+        </w:rPr>
+        <w:t>=(</w:t>
+      </w:r>
+      <w:proofErr w:type="gramEnd"/>
+      <w:r>
+        <w:rPr>
+          <w:sz w:val="20"/>
+          <w:szCs w:val="20"/>
+        </w:rPr>
+        <w:t>8,5))</w:t>
+      </w:r>
+    </w:p>
+    <w:p>
+      <w:pPr>
+        <w:shd w:val="clear" w:color="auto" w:fill="F2F2F2" w:themeFill="background1" w:themeFillShade="F2"/>
+        <w:rPr>
+          <w:sz w:val="20"/>
+          <w:szCs w:val="20"/>
+        </w:rPr>
+      </w:pPr>
+      <w:proofErr w:type="gramStart"/>
+      <w:r>
+        <w:rPr>
+          <w:sz w:val="20"/>
+          <w:szCs w:val="20"/>
+        </w:rPr>
+        <w:t>plt.plot</w:t>
+      </w:r>
+      <w:proofErr w:type="gramEnd"/>
+      <w:r>
+        <w:rPr>
+          <w:sz w:val="20"/>
+          <w:szCs w:val="20"/>
+        </w:rPr>
+        <w:t>(train_losses, label="Train Loss")</w:t>
+      </w:r>
+    </w:p>
+    <w:p>
+      <w:pPr>
+        <w:shd w:val="clear" w:color="auto" w:fill="F2F2F2" w:themeFill="background1" w:themeFillShade="F2"/>
+        <w:rPr>
+          <w:sz w:val="20"/>
+          <w:szCs w:val="20"/>
+        </w:rPr>
+      </w:pPr>
+      <w:proofErr w:type="gramStart"/>
+      <w:r>
+        <w:rPr>
+          <w:sz w:val="20"/>
+          <w:szCs w:val="20"/>
+        </w:rPr>
+        <w:t>plt.plot</w:t>
+      </w:r>
+      <w:proofErr w:type="gramEnd"/>
+      <w:r>
+        <w:rPr>
+          <w:sz w:val="20"/>
+          <w:szCs w:val="20"/>
+        </w:rPr>
+        <w:t>(val_losses, linestyle="dashed", label="Val Loss")</w:t>
+      </w:r>
+    </w:p>
+    <w:p>
+      <w:pPr>
+        <w:shd w:val="clear" w:color="auto" w:fill="F2F2F2" w:themeFill="background1" w:themeFillShade="F2"/>
+        <w:rPr>
+          <w:sz w:val="20"/>
+          <w:szCs w:val="20"/>
+        </w:rPr>
+      </w:pPr>
+      <w:proofErr w:type="gramStart"/>
+      <w:r>
+        <w:rPr>
+          <w:sz w:val="20"/>
+          <w:szCs w:val="20"/>
+        </w:rPr>
+        <w:t>plt.title</w:t>
+      </w:r>
+      <w:proofErr w:type="gramEnd"/>
+      <w:r>
+        <w:rPr>
+          <w:sz w:val="20"/>
+          <w:szCs w:val="20"/>
+        </w:rPr>
+        <w:t>("Training &amp; Validation Loss (MSE)")</w:t>
+      </w:r>
+    </w:p>
+    <w:p>
+      <w:pPr>
+        <w:shd w:val="clear" w:color="auto" w:fill="F2F2F2" w:themeFill="background1" w:themeFillShade="F2"/>
+        <w:rPr>
+          <w:sz w:val="20"/>
+          <w:szCs w:val="20"/>
+        </w:rPr>
+      </w:pPr>
+      <w:proofErr w:type="gramStart"/>
+      <w:r>
+        <w:rPr>
+          <w:sz w:val="20"/>
+          <w:szCs w:val="20"/>
+        </w:rPr>
+        <w:t>plt.xlabel</w:t>
+      </w:r>
+      <w:proofErr w:type="gramEnd"/>
+      <w:r>
+        <w:rPr>
+          <w:sz w:val="20"/>
+          <w:szCs w:val="20"/>
+        </w:rPr>
+        <w:t>("Epoch")</w:t>
+      </w:r>
+    </w:p>
+    <w:p>
+      <w:pPr>
+        <w:shd w:val="clear" w:color="auto" w:fill="F2F2F2" w:themeFill="background1" w:themeFillShade="F2"/>
+        <w:rPr>
+          <w:sz w:val="20"/>
+          <w:szCs w:val="20"/>
+        </w:rPr>
+      </w:pPr>
+      <w:proofErr w:type="gramStart"/>
+      <w:r>
+        <w:rPr>
+          <w:sz w:val="20"/>
+          <w:szCs w:val="20"/>
+        </w:rPr>
+        <w:t>plt.ylabel</w:t>
+      </w:r>
+      <w:proofErr w:type="gramEnd"/>
+      <w:r>
+        <w:rPr>
+          <w:sz w:val="20"/>
+          <w:szCs w:val="20"/>
+        </w:rPr>
+        <w:t>("Loss")</w:t>
+      </w:r>
+    </w:p>
+    <w:p>
+      <w:pPr>
+        <w:shd w:val="clear" w:color="auto" w:fill="F2F2F2" w:themeFill="background1" w:themeFillShade="F2"/>
+        <w:rPr>
+          <w:sz w:val="20"/>
+          <w:szCs w:val="20"/>
+        </w:rPr>
+      </w:pPr>
+      <w:proofErr w:type="gramStart"/>
+      <w:r>
+        <w:rPr>
+          <w:sz w:val="20"/>
+          <w:szCs w:val="20"/>
+        </w:rPr>
+        <w:t>plt.legend</w:t>
+      </w:r>
+      <w:proofErr w:type="gramEnd"/>
+      <w:r>
+        <w:rPr>
+          <w:sz w:val="20"/>
+          <w:szCs w:val="20"/>
+        </w:rPr>
+        <w:t>()</w:t>
+      </w:r>
+    </w:p>
+    <w:p>
+      <w:pPr>
+        <w:shd w:val="clear" w:color="auto" w:fill="F2F2F2" w:themeFill="background1" w:themeFillShade="F2"/>
+        <w:rPr>
+          <w:sz w:val="20"/>
+          <w:szCs w:val="20"/>
+        </w:rPr>
+      </w:pPr>
+      <w:proofErr w:type="gramStart"/>
+      <w:r>
+        <w:rPr>
+          <w:sz w:val="20"/>
+          <w:szCs w:val="20"/>
+        </w:rPr>
+        <w:t>plt.grid</w:t>
+      </w:r>
+      <w:proofErr w:type="gramEnd"/>
+      <w:r>
+        <w:rPr>
+          <w:sz w:val="20"/>
+          <w:szCs w:val="20"/>
+        </w:rPr>
+        <w:t>()</w:t>
+      </w:r>
+    </w:p>
+    <w:p>
+      <w:pPr>
+        <w:shd w:val="clear" w:color="auto" w:fill="F2F2F2" w:themeFill="background1" w:themeFillShade="F2"/>
+        <w:rPr>
+          <w:sz w:val="20"/>
+          <w:szCs w:val="20"/>
+        </w:rPr>
+      </w:pPr>
+      <w:proofErr w:type="gramStart"/>
+      <w:r>
+        <w:rPr>
+          <w:sz w:val="20"/>
+          <w:szCs w:val="20"/>
+        </w:rPr>
+        <w:t>plt.show</w:t>
+      </w:r>
+      <w:proofErr w:type="gramEnd"/>
+      <w:r>
+        <w:rPr>
+          <w:sz w:val="20"/>
+          <w:szCs w:val="20"/>
+        </w:rPr>
+        <w:t>()</w:t>
       </w:r>
     </w:p>
     <w:p>
@@ -2718,28 +3638,53 @@
           <w:szCs w:val="20"/>
         </w:rPr>
       </w:pPr>
-      <w:r>
-        <w:rPr>
-          <w:sz w:val="20"/>
-          <w:szCs w:val="20"/>
-        </w:rPr>
-        <w:t>model.eval()</w:t>
-      </w:r>
-    </w:p>
-    <w:p>
-      <w:pPr>
-        <w:shd w:val="clear" w:color="auto" w:fill="F2F2F2" w:themeFill="background1" w:themeFillShade="F2"/>
-        <w:rPr>
-          <w:sz w:val="20"/>
-          <w:szCs w:val="20"/>
-        </w:rPr>
-      </w:pPr>
-      <w:r>
-        <w:rPr>
-          <w:sz w:val="20"/>
-          <w:szCs w:val="20"/>
-        </w:rPr>
-        <w:t>with torch.no_grad():</w:t>
+      <w:proofErr w:type="gramStart"/>
+      <w:r>
+        <w:rPr>
+          <w:sz w:val="20"/>
+          <w:szCs w:val="20"/>
+        </w:rPr>
+        <w:t>model.eval</w:t>
+      </w:r>
+      <w:proofErr w:type="gramEnd"/>
+      <w:r>
+        <w:rPr>
+          <w:sz w:val="20"/>
+          <w:szCs w:val="20"/>
+        </w:rPr>
+        <w:t>()</w:t>
+      </w:r>
+    </w:p>
+    <w:p>
+      <w:pPr>
+        <w:shd w:val="clear" w:color="auto" w:fill="F2F2F2" w:themeFill="background1" w:themeFillShade="F2"/>
+        <w:rPr>
+          <w:sz w:val="20"/>
+          <w:szCs w:val="20"/>
+        </w:rPr>
+      </w:pPr>
+      <w:r>
+        <w:rPr>
+          <w:sz w:val="20"/>
+          <w:szCs w:val="20"/>
+        </w:rPr>
+        <w:t>with torch.no_</w:t>
+      </w:r>
+      <w:proofErr w:type="gramStart"/>
+      <w:r>
+        <w:rPr>
+          <w:sz w:val="20"/>
+          <w:szCs w:val="20"/>
+        </w:rPr>
+        <w:t>grad(</w:t>
+      </w:r>
+      <w:proofErr w:type="gramEnd"/>
+      <w:r>
+        <w:rPr>
+          <w:sz w:val="20"/>
+          <w:szCs w:val="20"/>
+        </w:rPr>
+        <w:t>):</w:t>
       </w:r>
     </w:p>
     <w:p>
@@ -2797,23 +3742,55 @@
           <w:sz w:val="20"/>
           <w:szCs w:val="20"/>
         </w:rPr>
-        <w:t>predictions = predictions.numpy()</w:t>
-      </w:r>
-    </w:p>
-    <w:p>
-      <w:pPr>
-        <w:shd w:val="clear" w:color="auto" w:fill="F2F2F2" w:themeFill="background1" w:themeFillShade="F2"/>
-        <w:rPr>
-          <w:sz w:val="20"/>
-          <w:szCs w:val="20"/>
-        </w:rPr>
-      </w:pPr>
-      <w:r>
-        <w:rPr>
-          <w:sz w:val="20"/>
-          <w:szCs w:val="20"/>
-        </w:rPr>
-        <w:t>y_test_np = y_test.numpy()</w:t>
+        <w:t xml:space="preserve">predictions = </w:t>
+      </w:r>
+      <w:proofErr w:type="gramStart"/>
+      <w:r>
+        <w:rPr>
+          <w:sz w:val="20"/>
+          <w:szCs w:val="20"/>
+        </w:rPr>
+        <w:t>predictions.numpy</w:t>
+      </w:r>
+      <w:proofErr w:type="gramEnd"/>
+      <w:r>
+        <w:rPr>
+          <w:sz w:val="20"/>
+          <w:szCs w:val="20"/>
+        </w:rPr>
+        <w:t>()</w:t>
+      </w:r>
+    </w:p>
+    <w:p>
+      <w:pPr>
+        <w:shd w:val="clear" w:color="auto" w:fill="F2F2F2" w:themeFill="background1" w:themeFillShade="F2"/>
+        <w:rPr>
+          <w:sz w:val="20"/>
+          <w:szCs w:val="20"/>
+        </w:rPr>
+      </w:pPr>
+      <w:r>
+        <w:rPr>
+          <w:sz w:val="20"/>
+          <w:szCs w:val="20"/>
+        </w:rPr>
+        <w:t>y_test_np = y_</w:t>
+      </w:r>
+      <w:proofErr w:type="gramStart"/>
+      <w:r>
+        <w:rPr>
+          <w:sz w:val="20"/>
+          <w:szCs w:val="20"/>
+        </w:rPr>
+        <w:t>test.numpy</w:t>
+      </w:r>
+      <w:proofErr w:type="gramEnd"/>
+      <w:r>
+        <w:rPr>
+          <w:sz w:val="20"/>
+          <w:szCs w:val="20"/>
+        </w:rPr>
+        <w:t>()</w:t>
       </w:r>
     </w:p>
     <w:p>
@@ -2854,23 +3831,55 @@
           <w:sz w:val="20"/>
           <w:szCs w:val="20"/>
         </w:rPr>
-        <w:t>predictions = scaler.inverse_transform(predictions)</w:t>
-      </w:r>
-    </w:p>
-    <w:p>
-      <w:pPr>
-        <w:shd w:val="clear" w:color="auto" w:fill="F2F2F2" w:themeFill="background1" w:themeFillShade="F2"/>
-        <w:rPr>
-          <w:sz w:val="20"/>
-          <w:szCs w:val="20"/>
-        </w:rPr>
-      </w:pPr>
-      <w:r>
-        <w:rPr>
-          <w:sz w:val="20"/>
-          <w:szCs w:val="20"/>
-        </w:rPr>
-        <w:t>y_test_np = scaler.inverse_transform(y_test_np)</w:t>
+        <w:t xml:space="preserve">predictions = </w:t>
+      </w:r>
+      <w:proofErr w:type="gramStart"/>
+      <w:r>
+        <w:rPr>
+          <w:sz w:val="20"/>
+          <w:szCs w:val="20"/>
+        </w:rPr>
+        <w:t>scaler.inverse</w:t>
+      </w:r>
+      <w:proofErr w:type="gramEnd"/>
+      <w:r>
+        <w:rPr>
+          <w:sz w:val="20"/>
+          <w:szCs w:val="20"/>
+        </w:rPr>
+        <w:t>_transform(predictions)</w:t>
+      </w:r>
+    </w:p>
+    <w:p>
+      <w:pPr>
+        <w:shd w:val="clear" w:color="auto" w:fill="F2F2F2" w:themeFill="background1" w:themeFillShade="F2"/>
+        <w:rPr>
+          <w:sz w:val="20"/>
+          <w:szCs w:val="20"/>
+        </w:rPr>
+      </w:pPr>
+      <w:r>
+        <w:rPr>
+          <w:sz w:val="20"/>
+          <w:szCs w:val="20"/>
+        </w:rPr>
+        <w:t xml:space="preserve">y_test_np = </w:t>
+      </w:r>
+      <w:proofErr w:type="gramStart"/>
+      <w:r>
+        <w:rPr>
+          <w:sz w:val="20"/>
+          <w:szCs w:val="20"/>
+        </w:rPr>
+        <w:t>scaler.inverse</w:t>
+      </w:r>
+      <w:proofErr w:type="gramEnd"/>
+      <w:r>
+        <w:rPr>
+          <w:sz w:val="20"/>
+          <w:szCs w:val="20"/>
+        </w:rPr>
+        <w:t>_transform(y_test_np)</w:t>
       </w:r>
     </w:p>
     <w:p>
@@ -2911,23 +3920,87 @@
           <w:sz w:val="20"/>
           <w:szCs w:val="20"/>
         </w:rPr>
-        <w:t>def moving_average(data, window_size=5):</w:t>
-      </w:r>
-    </w:p>
-    <w:p>
-      <w:pPr>
-        <w:shd w:val="clear" w:color="auto" w:fill="F2F2F2" w:themeFill="background1" w:themeFillShade="F2"/>
-        <w:rPr>
-          <w:sz w:val="20"/>
-          <w:szCs w:val="20"/>
-        </w:rPr>
-      </w:pPr>
-      <w:r>
-        <w:rPr>
-          <w:sz w:val="20"/>
-          <w:szCs w:val="20"/>
-        </w:rPr>
-        <w:t>    return np.convolve(data.flatten(), np.ones(window_size)/window_size, mode='same')</w:t>
+        <w:t>def moving_</w:t>
+      </w:r>
+      <w:proofErr w:type="gramStart"/>
+      <w:r>
+        <w:rPr>
+          <w:sz w:val="20"/>
+          <w:szCs w:val="20"/>
+        </w:rPr>
+        <w:t>average(</w:t>
+      </w:r>
+      <w:proofErr w:type="gramEnd"/>
+      <w:r>
+        <w:rPr>
+          <w:sz w:val="20"/>
+          <w:szCs w:val="20"/>
+        </w:rPr>
+        <w:t>data, window_size=5):</w:t>
+      </w:r>
+    </w:p>
+    <w:p>
+      <w:pPr>
+        <w:shd w:val="clear" w:color="auto" w:fill="F2F2F2" w:themeFill="background1" w:themeFillShade="F2"/>
+        <w:rPr>
+          <w:sz w:val="20"/>
+          <w:szCs w:val="20"/>
+        </w:rPr>
+      </w:pPr>
+      <w:r>
+        <w:rPr>
+          <w:sz w:val="20"/>
+          <w:szCs w:val="20"/>
+        </w:rPr>
+        <w:t xml:space="preserve">    return </w:t>
+      </w:r>
+      <w:proofErr w:type="gramStart"/>
+      <w:r>
+        <w:rPr>
+          <w:sz w:val="20"/>
+          <w:szCs w:val="20"/>
+        </w:rPr>
+        <w:t>np.convolve</w:t>
+      </w:r>
+      <w:proofErr w:type="gramEnd"/>
+      <w:r>
+        <w:rPr>
+          <w:sz w:val="20"/>
+          <w:szCs w:val="20"/>
+        </w:rPr>
+        <w:t>(</w:t>
+      </w:r>
+      <w:proofErr w:type="gramStart"/>
+      <w:r>
+        <w:rPr>
+          <w:sz w:val="20"/>
+          <w:szCs w:val="20"/>
+        </w:rPr>
+        <w:t>data.flatten</w:t>
+      </w:r>
+      <w:proofErr w:type="gramEnd"/>
+      <w:r>
+        <w:rPr>
+          <w:sz w:val="20"/>
+          <w:szCs w:val="20"/>
+        </w:rPr>
+        <w:t xml:space="preserve">(), </w:t>
+      </w:r>
+      <w:proofErr w:type="gramStart"/>
+      <w:r>
+        <w:rPr>
+          <w:sz w:val="20"/>
+          <w:szCs w:val="20"/>
+        </w:rPr>
+        <w:t>np.ones</w:t>
+      </w:r>
+      <w:proofErr w:type="gramEnd"/>
+      <w:r>
+        <w:rPr>
+          <w:sz w:val="20"/>
+          <w:szCs w:val="20"/>
+        </w:rPr>
+        <w:t>(window_size)/window_size, mode='same')</w:t>
       </w:r>
     </w:p>
     <w:p>
@@ -2988,158 +4061,287 @@
           <w:szCs w:val="20"/>
         </w:rPr>
       </w:pPr>
-      <w:r>
-        <w:rPr>
-          <w:sz w:val="20"/>
-          <w:szCs w:val="20"/>
-        </w:rPr>
-        <w:t>plt.figure(figsize=(10,5))</w:t>
-      </w:r>
-    </w:p>
-    <w:p>
-      <w:pPr>
-        <w:shd w:val="clear" w:color="auto" w:fill="F2F2F2" w:themeFill="background1" w:themeFillShade="F2"/>
-        <w:rPr>
-          <w:sz w:val="20"/>
-          <w:szCs w:val="20"/>
-        </w:rPr>
-      </w:pPr>
-    </w:p>
-    <w:p>
-      <w:pPr>
-        <w:shd w:val="clear" w:color="auto" w:fill="F2F2F2" w:themeFill="background1" w:themeFillShade="F2"/>
-        <w:rPr>
-          <w:sz w:val="20"/>
-          <w:szCs w:val="20"/>
-        </w:rPr>
-      </w:pPr>
-      <w:r>
-        <w:rPr>
-          <w:sz w:val="20"/>
-          <w:szCs w:val="20"/>
-        </w:rPr>
-        <w:t>plt.plot(y_test_np[:200], label="Actual")</w:t>
-      </w:r>
-    </w:p>
-    <w:p>
-      <w:pPr>
-        <w:shd w:val="clear" w:color="auto" w:fill="F2F2F2" w:themeFill="background1" w:themeFillShade="F2"/>
-        <w:rPr>
-          <w:sz w:val="20"/>
-          <w:szCs w:val="20"/>
-        </w:rPr>
-      </w:pPr>
-      <w:r>
-        <w:rPr>
-          <w:sz w:val="20"/>
-          <w:szCs w:val="20"/>
-        </w:rPr>
-        <w:t>plt.plot(smooth_predictions[:200], linestyle="dashed", label="Predicted")</w:t>
-      </w:r>
-    </w:p>
-    <w:p>
-      <w:pPr>
-        <w:shd w:val="clear" w:color="auto" w:fill="F2F2F2" w:themeFill="background1" w:themeFillShade="F2"/>
-        <w:rPr>
-          <w:sz w:val="20"/>
-          <w:szCs w:val="20"/>
-        </w:rPr>
-      </w:pPr>
-    </w:p>
-    <w:p>
-      <w:pPr>
-        <w:shd w:val="clear" w:color="auto" w:fill="F2F2F2" w:themeFill="background1" w:themeFillShade="F2"/>
-        <w:rPr>
-          <w:sz w:val="20"/>
-          <w:szCs w:val="20"/>
-        </w:rPr>
-      </w:pPr>
-      <w:r>
-        <w:rPr>
-          <w:sz w:val="20"/>
-          <w:szCs w:val="20"/>
-        </w:rPr>
-        <w:t>plt.title("Predictions vs Actuals (first 200 test samples)")</w:t>
-      </w:r>
-    </w:p>
-    <w:p>
-      <w:pPr>
-        <w:shd w:val="clear" w:color="auto" w:fill="F2F2F2" w:themeFill="background1" w:themeFillShade="F2"/>
-        <w:rPr>
-          <w:sz w:val="20"/>
-          <w:szCs w:val="20"/>
-        </w:rPr>
-      </w:pPr>
-      <w:r>
-        <w:rPr>
-          <w:sz w:val="20"/>
-          <w:szCs w:val="20"/>
-        </w:rPr>
-        <w:t>plt.xlabel("Time Step")</w:t>
-      </w:r>
-    </w:p>
-    <w:p>
-      <w:pPr>
-        <w:shd w:val="clear" w:color="auto" w:fill="F2F2F2" w:themeFill="background1" w:themeFillShade="F2"/>
-        <w:rPr>
-          <w:sz w:val="20"/>
-          <w:szCs w:val="20"/>
-        </w:rPr>
-      </w:pPr>
-      <w:r>
-        <w:rPr>
-          <w:sz w:val="20"/>
-          <w:szCs w:val="20"/>
-        </w:rPr>
-        <w:t>plt.ylabel("Value")</w:t>
-      </w:r>
-    </w:p>
-    <w:p>
-      <w:pPr>
-        <w:shd w:val="clear" w:color="auto" w:fill="F2F2F2" w:themeFill="background1" w:themeFillShade="F2"/>
-        <w:rPr>
-          <w:sz w:val="20"/>
-          <w:szCs w:val="20"/>
-        </w:rPr>
-      </w:pPr>
-      <w:r>
-        <w:rPr>
-          <w:sz w:val="20"/>
-          <w:szCs w:val="20"/>
-        </w:rPr>
-        <w:t>plt.legend()</w:t>
-      </w:r>
-    </w:p>
-    <w:p>
-      <w:pPr>
-        <w:shd w:val="clear" w:color="auto" w:fill="F2F2F2" w:themeFill="background1" w:themeFillShade="F2"/>
-        <w:rPr>
-          <w:sz w:val="20"/>
-          <w:szCs w:val="20"/>
-        </w:rPr>
-      </w:pPr>
-      <w:r>
-        <w:rPr>
-          <w:sz w:val="20"/>
-          <w:szCs w:val="20"/>
-        </w:rPr>
-        <w:t>plt.grid()</w:t>
-      </w:r>
-    </w:p>
-    <w:p>
-      <w:pPr>
-        <w:shd w:val="clear" w:color="auto" w:fill="F2F2F2" w:themeFill="background1" w:themeFillShade="F2"/>
-        <w:rPr>
-          <w:sz w:val="20"/>
-          <w:szCs w:val="20"/>
-        </w:rPr>
-      </w:pPr>
-      <w:r>
-        <w:rPr>
-          <w:sz w:val="20"/>
-          <w:szCs w:val="20"/>
-        </w:rPr>
-        <w:t>plt.show()</w:t>
+      <w:proofErr w:type="gramStart"/>
+      <w:r>
+        <w:rPr>
+          <w:sz w:val="20"/>
+          <w:szCs w:val="20"/>
+        </w:rPr>
+        <w:t>plt.figure</w:t>
+      </w:r>
+      <w:proofErr w:type="gramEnd"/>
+      <w:r>
+        <w:rPr>
+          <w:sz w:val="20"/>
+          <w:szCs w:val="20"/>
+        </w:rPr>
+        <w:t>(figsize</w:t>
+      </w:r>
+      <w:proofErr w:type="gramStart"/>
+      <w:r>
+        <w:rPr>
+          <w:sz w:val="20"/>
+          <w:szCs w:val="20"/>
+        </w:rPr>
+        <w:t>=(</w:t>
+      </w:r>
+      <w:proofErr w:type="gramEnd"/>
+      <w:r>
+        <w:rPr>
+          <w:sz w:val="20"/>
+          <w:szCs w:val="20"/>
+        </w:rPr>
+        <w:t>10,5))</w:t>
+      </w:r>
+    </w:p>
+    <w:p>
+      <w:pPr>
+        <w:shd w:val="clear" w:color="auto" w:fill="F2F2F2" w:themeFill="background1" w:themeFillShade="F2"/>
+        <w:rPr>
+          <w:sz w:val="20"/>
+          <w:szCs w:val="20"/>
+        </w:rPr>
+      </w:pPr>
+    </w:p>
+    <w:p>
+      <w:pPr>
+        <w:shd w:val="clear" w:color="auto" w:fill="F2F2F2" w:themeFill="background1" w:themeFillShade="F2"/>
+        <w:rPr>
+          <w:sz w:val="20"/>
+          <w:szCs w:val="20"/>
+        </w:rPr>
+      </w:pPr>
+      <w:proofErr w:type="gramStart"/>
+      <w:r>
+        <w:rPr>
+          <w:sz w:val="20"/>
+          <w:szCs w:val="20"/>
+        </w:rPr>
+        <w:t>plt.plot</w:t>
+      </w:r>
+      <w:proofErr w:type="gramEnd"/>
+      <w:r>
+        <w:rPr>
+          <w:sz w:val="20"/>
+          <w:szCs w:val="20"/>
+        </w:rPr>
+        <w:t>(y_test_</w:t>
+      </w:r>
+      <w:proofErr w:type="gramStart"/>
+      <w:r>
+        <w:rPr>
+          <w:sz w:val="20"/>
+          <w:szCs w:val="20"/>
+        </w:rPr>
+        <w:t>np[</w:t>
+      </w:r>
+      <w:proofErr w:type="gramEnd"/>
+      <w:r>
+        <w:rPr>
+          <w:sz w:val="20"/>
+          <w:szCs w:val="20"/>
+        </w:rPr>
+        <w:t>:200], label="Actual")</w:t>
+      </w:r>
+    </w:p>
+    <w:p>
+      <w:pPr>
+        <w:shd w:val="clear" w:color="auto" w:fill="F2F2F2" w:themeFill="background1" w:themeFillShade="F2"/>
+        <w:rPr>
+          <w:sz w:val="20"/>
+          <w:szCs w:val="20"/>
+        </w:rPr>
+      </w:pPr>
+      <w:proofErr w:type="gramStart"/>
+      <w:r>
+        <w:rPr>
+          <w:sz w:val="20"/>
+          <w:szCs w:val="20"/>
+        </w:rPr>
+        <w:t>plt.plot</w:t>
+      </w:r>
+      <w:proofErr w:type="gramEnd"/>
+      <w:r>
+        <w:rPr>
+          <w:sz w:val="20"/>
+          <w:szCs w:val="20"/>
+        </w:rPr>
+        <w:t>(smooth_</w:t>
+      </w:r>
+      <w:proofErr w:type="gramStart"/>
+      <w:r>
+        <w:rPr>
+          <w:sz w:val="20"/>
+          <w:szCs w:val="20"/>
+        </w:rPr>
+        <w:t>predictions[</w:t>
+      </w:r>
+      <w:proofErr w:type="gramEnd"/>
+      <w:r>
+        <w:rPr>
+          <w:sz w:val="20"/>
+          <w:szCs w:val="20"/>
+        </w:rPr>
+        <w:t>:200], linestyle="dashed", label="Predicted")</w:t>
+      </w:r>
+    </w:p>
+    <w:p>
+      <w:pPr>
+        <w:shd w:val="clear" w:color="auto" w:fill="F2F2F2" w:themeFill="background1" w:themeFillShade="F2"/>
+        <w:rPr>
+          <w:sz w:val="20"/>
+          <w:szCs w:val="20"/>
+        </w:rPr>
+      </w:pPr>
+    </w:p>
+    <w:p>
+      <w:pPr>
+        <w:shd w:val="clear" w:color="auto" w:fill="F2F2F2" w:themeFill="background1" w:themeFillShade="F2"/>
+        <w:rPr>
+          <w:sz w:val="20"/>
+          <w:szCs w:val="20"/>
+        </w:rPr>
+      </w:pPr>
+      <w:proofErr w:type="gramStart"/>
+      <w:r>
+        <w:rPr>
+          <w:sz w:val="20"/>
+          <w:szCs w:val="20"/>
+        </w:rPr>
+        <w:t>plt.title</w:t>
+      </w:r>
+      <w:proofErr w:type="gramEnd"/>
+      <w:r>
+        <w:rPr>
+          <w:sz w:val="20"/>
+          <w:szCs w:val="20"/>
+        </w:rPr>
+        <w:t>("Predictions vs Actuals (first 200 test samples)")</w:t>
+      </w:r>
+    </w:p>
+    <w:p>
+      <w:pPr>
+        <w:shd w:val="clear" w:color="auto" w:fill="F2F2F2" w:themeFill="background1" w:themeFillShade="F2"/>
+        <w:rPr>
+          <w:sz w:val="20"/>
+          <w:szCs w:val="20"/>
+        </w:rPr>
+      </w:pPr>
+      <w:proofErr w:type="gramStart"/>
+      <w:r>
+        <w:rPr>
+          <w:sz w:val="20"/>
+          <w:szCs w:val="20"/>
+        </w:rPr>
+        <w:t>plt.xlabel</w:t>
+      </w:r>
+      <w:proofErr w:type="gramEnd"/>
+      <w:r>
+        <w:rPr>
+          <w:sz w:val="20"/>
+          <w:szCs w:val="20"/>
+        </w:rPr>
+        <w:t>("Time Step")</w:t>
+      </w:r>
+    </w:p>
+    <w:p>
+      <w:pPr>
+        <w:shd w:val="clear" w:color="auto" w:fill="F2F2F2" w:themeFill="background1" w:themeFillShade="F2"/>
+        <w:rPr>
+          <w:sz w:val="20"/>
+          <w:szCs w:val="20"/>
+        </w:rPr>
+      </w:pPr>
+      <w:proofErr w:type="gramStart"/>
+      <w:r>
+        <w:rPr>
+          <w:sz w:val="20"/>
+          <w:szCs w:val="20"/>
+        </w:rPr>
+        <w:t>plt.ylabel</w:t>
+      </w:r>
+      <w:proofErr w:type="gramEnd"/>
+      <w:r>
+        <w:rPr>
+          <w:sz w:val="20"/>
+          <w:szCs w:val="20"/>
+        </w:rPr>
+        <w:t>("Value")</w:t>
+      </w:r>
+    </w:p>
+    <w:p>
+      <w:pPr>
+        <w:shd w:val="clear" w:color="auto" w:fill="F2F2F2" w:themeFill="background1" w:themeFillShade="F2"/>
+        <w:rPr>
+          <w:sz w:val="20"/>
+          <w:szCs w:val="20"/>
+        </w:rPr>
+      </w:pPr>
+      <w:proofErr w:type="gramStart"/>
+      <w:r>
+        <w:rPr>
+          <w:sz w:val="20"/>
+          <w:szCs w:val="20"/>
+        </w:rPr>
+        <w:t>plt.legend</w:t>
+      </w:r>
+      <w:proofErr w:type="gramEnd"/>
+      <w:r>
+        <w:rPr>
+          <w:sz w:val="20"/>
+          <w:szCs w:val="20"/>
+        </w:rPr>
+        <w:t>()</w:t>
+      </w:r>
+    </w:p>
+    <w:p>
+      <w:pPr>
+        <w:shd w:val="clear" w:color="auto" w:fill="F2F2F2" w:themeFill="background1" w:themeFillShade="F2"/>
+        <w:rPr>
+          <w:sz w:val="20"/>
+          <w:szCs w:val="20"/>
+        </w:rPr>
+      </w:pPr>
+      <w:proofErr w:type="gramStart"/>
+      <w:r>
+        <w:rPr>
+          <w:sz w:val="20"/>
+          <w:szCs w:val="20"/>
+        </w:rPr>
+        <w:t>plt.grid</w:t>
+      </w:r>
+      <w:proofErr w:type="gramEnd"/>
+      <w:r>
+        <w:rPr>
+          <w:sz w:val="20"/>
+          <w:szCs w:val="20"/>
+        </w:rPr>
+        <w:t>()</w:t>
+      </w:r>
+    </w:p>
+    <w:p>
+      <w:pPr>
+        <w:shd w:val="clear" w:color="auto" w:fill="F2F2F2" w:themeFill="background1" w:themeFillShade="F2"/>
+        <w:rPr>
+          <w:sz w:val="20"/>
+          <w:szCs w:val="20"/>
+        </w:rPr>
+      </w:pPr>
+      <w:proofErr w:type="gramStart"/>
+      <w:r>
+        <w:rPr>
+          <w:sz w:val="20"/>
+          <w:szCs w:val="20"/>
+        </w:rPr>
+        <w:t>plt.show</w:t>
+      </w:r>
+      <w:proofErr w:type="gramEnd"/>
+      <w:r>
+        <w:rPr>
+          <w:sz w:val="20"/>
+          <w:szCs w:val="20"/>
+        </w:rPr>
+        <w:t>()</w:t>
       </w:r>
     </w:p>
     <w:p>
@@ -3176,28 +4378,78 @@
           <w:szCs w:val="20"/>
         </w:rPr>
       </w:pPr>
-      <w:r>
-        <w:rPr>
-          <w:sz w:val="20"/>
-          <w:szCs w:val="20"/>
-        </w:rPr>
-        <w:t>print("\nFinal Training Loss:", train_losses[-1])</w:t>
-      </w:r>
-    </w:p>
-    <w:p>
-      <w:pPr>
-        <w:shd w:val="clear" w:color="auto" w:fill="F2F2F2" w:themeFill="background1" w:themeFillShade="F2"/>
-        <w:rPr>
-          <w:sz w:val="20"/>
-          <w:szCs w:val="20"/>
-        </w:rPr>
-      </w:pPr>
-      <w:r>
-        <w:rPr>
-          <w:sz w:val="20"/>
-          <w:szCs w:val="20"/>
-        </w:rPr>
-        <w:t>print("Final Validation Loss:", val_losses[-1])</w:t>
+      <w:proofErr w:type="gramStart"/>
+      <w:r>
+        <w:rPr>
+          <w:sz w:val="20"/>
+          <w:szCs w:val="20"/>
+        </w:rPr>
+        <w:t>print(</w:t>
+      </w:r>
+      <w:proofErr w:type="gramEnd"/>
+      <w:r>
+        <w:rPr>
+          <w:sz w:val="20"/>
+          <w:szCs w:val="20"/>
+        </w:rPr>
+        <w:t>"\nFinal Training Loss:", train_</w:t>
+      </w:r>
+      <w:proofErr w:type="gramStart"/>
+      <w:r>
+        <w:rPr>
+          <w:sz w:val="20"/>
+          <w:szCs w:val="20"/>
+        </w:rPr>
+        <w:t>losses[</w:t>
+      </w:r>
+      <w:proofErr w:type="gramEnd"/>
+      <w:r>
+        <w:rPr>
+          <w:sz w:val="20"/>
+          <w:szCs w:val="20"/>
+        </w:rPr>
+        <w:t>-1])</w:t>
+      </w:r>
+    </w:p>
+    <w:p>
+      <w:pPr>
+        <w:shd w:val="clear" w:color="auto" w:fill="F2F2F2" w:themeFill="background1" w:themeFillShade="F2"/>
+        <w:rPr>
+          <w:sz w:val="20"/>
+          <w:szCs w:val="20"/>
+        </w:rPr>
+      </w:pPr>
+      <w:proofErr w:type="gramStart"/>
+      <w:r>
+        <w:rPr>
+          <w:sz w:val="20"/>
+          <w:szCs w:val="20"/>
+        </w:rPr>
+        <w:t>print(</w:t>
+      </w:r>
+      <w:proofErr w:type="gramEnd"/>
+      <w:r>
+        <w:rPr>
+          <w:sz w:val="20"/>
+          <w:szCs w:val="20"/>
+        </w:rPr>
+        <w:t>"Final Validation Loss:", val_</w:t>
+      </w:r>
+      <w:proofErr w:type="gramStart"/>
+      <w:r>
+        <w:rPr>
+          <w:sz w:val="20"/>
+          <w:szCs w:val="20"/>
+        </w:rPr>
+        <w:t>losses[</w:t>
+      </w:r>
+      <w:proofErr w:type="gramEnd"/>
+      <w:r>
+        <w:rPr>
+          <w:sz w:val="20"/>
+          <w:szCs w:val="20"/>
+        </w:rPr>
+        <w:t>-1])</w:t>
       </w:r>
     </w:p>
     <w:p>
@@ -3233,7 +4485,7 @@
           <w:noProof/>
         </w:rPr>
         <w:drawing>
-          <wp:inline distT="0" distB="0" distL="0" distR="0" wp14:anchorId="431CA726" wp14:editId="42E1BC96">
+          <wp:inline distT="0" distB="0" distL="0" distR="0" wp14:anchorId="431CA726" wp14:editId="2949DEF7">
             <wp:extent cx="4867275" cy="3307360"/>
             <wp:effectExtent l="0" t="0" r="0" b="0"/>
             <wp:docPr id="847001531" name="Picture 1"/>
@@ -3301,7 +4553,7 @@
           <w:noProof/>
         </w:rPr>
         <w:drawing>
-          <wp:inline distT="0" distB="0" distL="0" distR="0" wp14:anchorId="2BF5D314" wp14:editId="48D5887B">
+          <wp:inline distT="0" distB="0" distL="0" distR="0" wp14:anchorId="2BF5D314" wp14:editId="4134FFE6">
             <wp:extent cx="4984367" cy="2486025"/>
             <wp:effectExtent l="0" t="0" r="0" b="0"/>
             <wp:docPr id="63253046" name="Picture 2"/>
@@ -10919,6 +12171,7 @@
   <w:style w:type="character" w:default="1" w:styleId="DefaultParagraphFont">
     <w:name w:val="Default Paragraph Font"/>
     <w:uiPriority w:val="1"/>
+    <w:semiHidden/>
     <w:unhideWhenUsed/>
   </w:style>
   <w:style w:type="table" w:default="1" w:styleId="TableNormal">
@@ -11445,6 +12698,8 @@
     <w:rsid w:val="00871B75"/>
     <w:rsid w:val="00885B2E"/>
     <w:rsid w:val="00940EB8"/>
+    <w:rsid w:val="00A36680"/>
+    <w:rsid w:val="00C0021E"/>
     <w:rsid w:val="00DE4837"/>
     <w:rsid w:val="00E50330"/>
     <w:rsid w:val="00E71A18"/>
